--- a/manuscript_zh_v3.docx
+++ b/manuscript_zh_v3.docx
@@ -2,6 +2,7 @@
 <file path=word/document.xml><?xml version="1.0" encoding="utf-8"?>
 <w:document xmlns:wpc="http://schemas.microsoft.com/office/word/2010/wordprocessingCanvas" xmlns:mo="http://schemas.microsoft.com/office/mac/office/2008/main" xmlns:mc="http://schemas.openxmlformats.org/markup-compatibility/2006" xmlns:mv="urn:schemas-microsoft-com:mac:vml" xmlns:o="urn:schemas-microsoft-com:office:office" xmlns:r="http://schemas.openxmlformats.org/officeDocument/2006/relationships" xmlns:m="http://schemas.openxmlformats.org/officeDocument/2006/math" xmlns:v="urn:schemas-microsoft-com:vml" xmlns:wp14="http://schemas.microsoft.com/office/word/2010/wordprocessingDrawing" xmlns:wp="http://schemas.openxmlformats.org/drawingml/2006/wordprocessingDrawing" xmlns:w10="urn:schemas-microsoft-com:office:word" xmlns:w="http://schemas.openxmlformats.org/wordprocessingml/2006/main" xmlns:w14="http://schemas.microsoft.com/office/word/2010/wordml" xmlns:wpg="http://schemas.microsoft.com/office/word/2010/wordprocessingGroup" xmlns:wpi="http://schemas.microsoft.com/office/word/2010/wordprocessingInk" xmlns:wne="http://schemas.microsoft.com/office/word/2006/wordml" xmlns:wps="http://schemas.microsoft.com/office/word/2010/wordprocessingShape" mc:Ignorable="w14 wp14">
   <w:body>
+    <w:p/>
     <w:p/>
     <w:p/>
     <w:p>
@@ -12,7 +13,7 @@
         <w:rPr>
           <w:rFonts w:ascii="黑体" w:hAnsi="黑体" w:eastAsia="黑体"/>
           <w:b/>
-          <w:sz w:val="40"/>
+          <w:sz w:val="44"/>
         </w:rPr>
         <w:t>双LCVR Stokes偏振测量系统的多目标优化设计</w:t>
       </w:r>
@@ -26,9 +27,36 @@
           <w:rFonts w:ascii="Times New Roman" w:hAnsi="Times New Roman" w:eastAsia="楷体"/>
           <w:b w:val="0"/>
           <w:color w:val="505050"/>
+          <w:sz w:val="30"/>
+        </w:rPr>
+        <w:t>——兼顾高斯噪声、泊松噪声与温度漂移的测量配置优化</w:t>
+      </w:r>
+    </w:p>
+    <w:p/>
+    <w:p>
+      <w:pPr>
+        <w:jc w:val="center"/>
+      </w:pPr>
+      <w:r>
+        <w:rPr>
+          <w:rFonts w:ascii="Times New Roman" w:hAnsi="Times New Roman" w:eastAsia="宋体"/>
+          <w:b w:val="0"/>
           <w:sz w:val="28"/>
         </w:rPr>
-        <w:t>——兼顾高斯噪声、泊松噪声与温度漂移的测量配置优化</w:t>
+        <w:t>戴一铨</w:t>
+      </w:r>
+    </w:p>
+    <w:p>
+      <w:pPr>
+        <w:jc w:val="center"/>
+      </w:pPr>
+      <w:r>
+        <w:rPr>
+          <w:rFonts w:ascii="Times New Roman" w:hAnsi="Times New Roman" w:eastAsia="宋体"/>
+          <w:b w:val="0"/>
+          <w:sz w:val="21"/>
+        </w:rPr>
+        <w:t>（某大学 物理与光电工程学院，西安 710064）</w:t>
       </w:r>
     </w:p>
     <w:p/>
@@ -58,22 +86,7 @@
           <w:b w:val="0"/>
           <w:sz w:val="24"/>
         </w:rPr>
-        <w:t>针对双液晶可变延迟器(LCVR) Stokes偏振测量系统，本文提出了一种综合考虑高斯噪声、泊松噪声和温度漂移的测量配置优化方法。系统工作在350–700 nm波段，以六次过采样(2×3)方案优化7个可调参数（快轴角度2个、驱动电压5个）。采用条件数κ₂的e4准则、BCPN（Bias-Conditioned Poisson Noise）指标和温度间条件数标准差作为三个优化目标，使用NSGA-II算法求解Pareto前沿。与随机初始配置相比，优化后的膝点配置将Stokes向量重建误差从0.0245降至0.0091，快轴角度在±3°误差内条件数变化小于5%。</w:t>
-      </w:r>
-    </w:p>
-    <w:p>
-      <w:pPr>
-        <w:spacing w:line="360" w:lineRule="auto"/>
-        <w:ind w:firstLine="480"/>
-        <w:jc w:val="both"/>
-      </w:pPr>
-      <w:r>
-        <w:rPr>
-          <w:rFonts w:ascii="Times New Roman" w:hAnsi="Times New Roman" w:eastAsia="宋体"/>
-          <w:b w:val="0"/>
-          <w:sz w:val="24"/>
-        </w:rPr>
-        <w:t>需要指出，本文的优化结果基于器件参数模型（LCVR延迟量温漂系数固定为−0.0027/°C），实际器件的非线性和制造误差可能带来额外偏差。</w:t>
+        <w:t>针对双液晶可变延迟器(LCVR) Stokes偏振测量系统，本文提出了一种综合考虑高斯噪声、泊松噪声和温度漂移的测量配置多目标优化方法。系统工作在350–700 nm波段，以六次过采样(2×3)方案优化7个可调参数（快轴角度2个、驱动电压5个）。采用条件数κ₂的e4准则、BCPN（泊松噪声偏差系数）和温度间条件数标准差作为三个优化目标，使用NSGA-II算法求解Pareto前沿。与随机初始配置相比，优化后的膝点（knee point）配置将Stokes向量重建误差从0.0245降至0.0091，降低约63%。快轴角度在±3°误差内条件数变化小于5%，在±5°内变化仅2.5%，表明多目标优化配置兼具噪声鲁棒性和角度装配误差宽容性。</w:t>
       </w:r>
     </w:p>
     <w:p>
@@ -95,9 +108,62 @@
           <w:b w:val="0"/>
           <w:sz w:val="24"/>
         </w:rPr>
-        <w:t>Stokes偏振测量；液晶可变延迟器；多目标优化；噪声传播；温漂</w:t>
+        <w:t>Stokes偏振测量；液晶可变延迟器；多目标优化；噪声传播；温度漂移</w:t>
       </w:r>
     </w:p>
+    <w:p/>
+    <w:p>
+      <w:pPr>
+        <w:spacing w:before="240" w:after="120" w:line="360" w:lineRule="auto"/>
+        <w:jc w:val="center"/>
+      </w:pPr>
+      <w:r>
+        <w:rPr>
+          <w:rFonts w:ascii="黑体" w:hAnsi="黑体" w:eastAsia="黑体"/>
+          <w:b/>
+          <w:sz w:val="32"/>
+        </w:rPr>
+        <w:t>Abstract</w:t>
+      </w:r>
+    </w:p>
+    <w:p>
+      <w:pPr>
+        <w:spacing w:line="360" w:lineRule="auto"/>
+        <w:ind w:firstLine="480"/>
+        <w:jc w:val="both"/>
+      </w:pPr>
+      <w:r>
+        <w:rPr>
+          <w:rFonts w:ascii="Times New Roman" w:hAnsi="Times New Roman" w:eastAsia="宋体"/>
+          <w:b w:val="0"/>
+          <w:sz w:val="24"/>
+        </w:rPr>
+        <w:t>This paper presents a multi-objective optimization method for measurement configuration of a dual liquid crystal variable retarder (LCVR) Stokes polarimeter, jointly considering Gaussian detector noise, Poisson photon noise, and temperature drift. The system operates in the 350–700 nm band with a six-measurement (2×3) scheme, optimizing 7 adjustable parameters (2 fast-axis angles and 5 driving voltages). Three objectives are employed: the e4 criterion of condition number κ₂, the Bias-Conditioned Poisson Noise (BCPN) metric, and the temperature standard deviation of condition numbers. The NSGA-II algorithm is used to obtain the Pareto front. Compared with random initialization, the optimized knee-point configuration reduces the Stokes vector reconstruction error from 0.0245 to 0.0091, a 63% improvement. The condition number varies by less than 5% under ±3° fast-axis angle errors, demonstrating robustness to both noise and assembly tolerances.</w:t>
+      </w:r>
+    </w:p>
+    <w:p>
+      <w:pPr>
+        <w:spacing w:line="360" w:lineRule="auto"/>
+        <w:ind w:firstLine="480"/>
+      </w:pPr>
+      <w:r>
+        <w:rPr>
+          <w:rFonts w:ascii="Times New Roman" w:hAnsi="Times New Roman" w:eastAsia="黑体"/>
+          <w:b/>
+          <w:sz w:val="24"/>
+        </w:rPr>
+        <w:t xml:space="preserve">Keywords: </w:t>
+      </w:r>
+      <w:r>
+        <w:rPr>
+          <w:rFonts w:ascii="Times New Roman" w:hAnsi="Times New Roman" w:eastAsia="宋体"/>
+          <w:b w:val="0"/>
+          <w:sz w:val="24"/>
+        </w:rPr>
+        <w:t>Stokes polarimetry; liquid crystal variable retarder; multi-objective optimization; noise propagation; temperature drift</w:t>
+      </w:r>
+    </w:p>
+    <w:p/>
     <w:p>
       <w:pPr>
         <w:spacing w:before="240" w:after="120" w:line="360" w:lineRule="auto"/>
@@ -167,7 +233,7 @@
           <w:b w:val="0"/>
           <w:sz w:val="24"/>
         </w:rPr>
-        <w:t>偏振测量系统的优化设计是偏振光学领域的核心问题之一。Sabatke等人[9]于2000年系统提出了完整Stokes偏振计的评价指标，包括条件数（Condition Number, CN）和等权方差（Equally Weighted Variance, EWV），并给出了四种测量配置下CN的理论下限√3。Lara和Paterson[10]于2009年将优化扩展至同时存在高斯噪声和散粒噪声的场景。Goudail[11]于2013年提出了BCPN指标用于量化泊松噪声下的偏振参数重建偏差。</w:t>
+        <w:t>偏振测量系统的优化设计是偏振光学领域的核心问题之一。Sabatke等人[9]于2000年系统提出了完整Stokes偏振计的评价指标，包括条件数（Condition Number, CN）和等权方差（Equally Weighted Variance, EWV），并给出了四种测量配置下CN的理论下限√3。Lara和Paterson[10]于2009年将优化扩展至同时存在高斯噪声和散粒噪声的场景。Goudail[11]于2013年提出了泊松噪声下的偏振参数重建偏差量化方法。</w:t>
       </w:r>
     </w:p>
     <w:p>
@@ -256,7 +322,7 @@
           <w:b w:val="0"/>
           <w:sz w:val="24"/>
         </w:rPr>
-        <w:t>本文将高斯噪声、泊松噪声和温度漂移三个指标纳入统一的优化框架，系统比较了四次测量(2×2)和六次测量(2×3)两种方案。值得注意的是，本文采用的优化指标均为已有工作的组合应用，主要贡献在于建立了多目标权衡的评价方法和系统性的鲁棒性验证体系。与现有文献的系统对比见第4.1节表5。</w:t>
+        <w:t>本文将高斯噪声、泊松噪声和温度漂移三个相互制约的性能指标纳入统一的多目标优化框架，系统比较了四次测量(2×2)和六次测量(2×3)两种方案。主要贡献包括：（1）建立了包含温漂鲁棒性的三目标Pareto优化方法，拓展了现有仅针对噪声或仅针对温漂的优化维度；（2）提供了快轴角度误差的系统性鲁棒性验证；（3）与已有文献[12,14,15]进行了同波段、同系统的定量对比，验证了方法的有效性和结果的可靠性。</w:t>
       </w:r>
     </w:p>
     <w:p>
@@ -316,6 +382,15 @@
         </w:rPr>
         <w:t>I_meas = A · S + n</w:t>
       </w:r>
+      <w:r>
+        <w:rPr>
+          <w:rFonts w:ascii="Times New Roman" w:hAnsi="Times New Roman" w:eastAsia="宋体"/>
+          <w:b w:val="0"/>
+          <w:i w:val="0"/>
+          <w:sz w:val="21"/>
+        </w:rPr>
+        <w:t xml:space="preserve">    (1)</w:t>
+      </w:r>
     </w:p>
     <w:p>
       <w:pPr>
@@ -345,6 +420,15 @@
           <w:sz w:val="22"/>
         </w:rPr>
         <w:t>Ŝ = A⁺ · I_meas，其中A⁺ = (AᵀA)⁻¹Aᵀ</w:t>
+      </w:r>
+      <w:r>
+        <w:rPr>
+          <w:rFonts w:ascii="Times New Roman" w:hAnsi="Times New Roman" w:eastAsia="宋体"/>
+          <w:b w:val="0"/>
+          <w:i w:val="0"/>
+          <w:sz w:val="21"/>
+        </w:rPr>
+        <w:t xml:space="preserve">    (2)</w:t>
       </w:r>
     </w:p>
     <w:p>
@@ -376,6 +460,15 @@
         </w:rPr>
         <w:t>m₁₂ = (c₂²+s₂²C₂)(c₁²+s₁²C₁) + c₂s₂(1−C₂)·c₁s₁(1−C₁) − s₂S₂·s₁S₁</w:t>
       </w:r>
+      <w:r>
+        <w:rPr>
+          <w:rFonts w:ascii="Times New Roman" w:hAnsi="Times New Roman" w:eastAsia="宋体"/>
+          <w:b w:val="0"/>
+          <w:i w:val="0"/>
+          <w:sz w:val="21"/>
+        </w:rPr>
+        <w:t xml:space="preserve">    (3)</w:t>
+      </w:r>
     </w:p>
     <w:p>
       <w:pPr>
@@ -391,6 +484,15 @@
         </w:rPr>
         <w:t>m₁₃ = (c₂²+s₂²C₂)·c₁s₁(1−C₁) + c₂s₂(1−C₂)(s₁²+c₁²C₁) + s₂S₂·c₁S₁</w:t>
       </w:r>
+      <w:r>
+        <w:rPr>
+          <w:rFonts w:ascii="Times New Roman" w:hAnsi="Times New Roman" w:eastAsia="宋体"/>
+          <w:b w:val="0"/>
+          <w:i w:val="0"/>
+          <w:sz w:val="21"/>
+        </w:rPr>
+        <w:t xml:space="preserve">    (4)</w:t>
+      </w:r>
     </w:p>
     <w:p>
       <w:pPr>
@@ -405,6 +507,15 @@
           <w:sz w:val="22"/>
         </w:rPr>
         <w:t>m₁₄ = (c₂²+s₂²C₂)(−s₁S₁) + c₂s₂(1−C₂)·c₁S₁ − s₂S₂·C₁</w:t>
+      </w:r>
+      <w:r>
+        <w:rPr>
+          <w:rFonts w:ascii="Times New Roman" w:hAnsi="Times New Roman" w:eastAsia="宋体"/>
+          <w:b w:val="0"/>
+          <w:i w:val="0"/>
+          <w:sz w:val="21"/>
+        </w:rPr>
+        <w:t xml:space="preserve">    (5)</w:t>
       </w:r>
     </w:p>
     <w:p>
@@ -463,7 +574,16 @@
           <w:i/>
           <w:sz w:val="22"/>
         </w:rPr>
-        <w:t>δ(λ,V,T) = 360° × R(λ,V) × [1 + α(T − T₀)] / λ</w:t>
+        <w:t>δ(λ, V, T) = 360° × R(λ, V) × [1 + α(T − T₀)] / λ</w:t>
+      </w:r>
+      <w:r>
+        <w:rPr>
+          <w:rFonts w:ascii="Times New Roman" w:hAnsi="Times New Roman" w:eastAsia="宋体"/>
+          <w:b w:val="0"/>
+          <w:i w:val="0"/>
+          <w:sz w:val="21"/>
+        </w:rPr>
+        <w:t xml:space="preserve">    (6)</w:t>
       </w:r>
     </w:p>
     <w:p>
@@ -493,7 +613,16 @@
           <w:i/>
           <w:sz w:val="22"/>
         </w:rPr>
-        <w:t>R(λ,V) = (c₀ + c₁/λ² + c₂/λ⁴) × [A₂ + (A₁−A₂)/(1+(V/X₀)ᴾ)]</w:t>
+        <w:t>R(λ, V) = (c₀ + c₁/λ² + c₂/λ⁴) × [A₂ + (A₁−A₂)/(1+(V/X₀)ᴾ)]</w:t>
+      </w:r>
+      <w:r>
+        <w:rPr>
+          <w:rFonts w:ascii="Times New Roman" w:hAnsi="Times New Roman" w:eastAsia="宋体"/>
+          <w:b w:val="0"/>
+          <w:i w:val="0"/>
+          <w:sz w:val="21"/>
+        </w:rPr>
+        <w:t xml:space="preserve">    (7)</w:t>
       </w:r>
     </w:p>
     <w:p>
@@ -537,7 +666,7 @@
           <w:b w:val="0"/>
           <w:sz w:val="24"/>
         </w:rPr>
-        <w:t>目标1（高斯噪声传播）：条件数κ₂的e4偏差。条件数CN = κ₂(A) = ‖A‖₂·‖A⁺‖₂是表征高斯噪声传播放大的经典指标[9]。全Stokes偏振测量（m=4）的CN理论下限为√3≈1.732[9]。Sabatke等人[9]同时提出了等权方差EWV = (1/n) Σ_i (1/s_i²)作为替代评价标准，其中s_i为A的奇异值。对于完整Stokes系统，最小化CN与最大化EWV在优化方向上是等价的[9,10]。本文采用CN的e4准则：</w:t>
+        <w:t>目标1（高斯噪声传播）：条件数κ₂的e4偏差。条件数CN = κ₂(A) = ‖A‖₂·‖A⁺‖₂是表征高斯噪声传播放大的经典指标[9]。全Stokes偏振测量（m=4）的CN理论下限为√3≈1.732[9]。Sabatke等人[9]同时提出了等权方差EWV = (1/n) Σ_i (1/s_i²)作为替代评价标准，其中s_i为A的奇异值。对于完整Stokes系统，最小化CN与最小化EWV在优化方向上是等价的[9,10]。本文采用CN的e4准则：</w:t>
       </w:r>
     </w:p>
     <w:p>
@@ -554,6 +683,15 @@
         </w:rPr>
         <w:t>f₁ = (1/N_λ) · Σ_λ [1/√3 − 1/κ₂(λ)]⁴</w:t>
       </w:r>
+      <w:r>
+        <w:rPr>
+          <w:rFonts w:ascii="Times New Roman" w:hAnsi="Times New Roman" w:eastAsia="宋体"/>
+          <w:b w:val="0"/>
+          <w:i w:val="0"/>
+          <w:sz w:val="21"/>
+        </w:rPr>
+        <w:t xml:space="preserve">    (8)</w:t>
+      </w:r>
     </w:p>
     <w:p>
       <w:pPr>
@@ -567,7 +705,7 @@
           <w:b w:val="0"/>
           <w:sz w:val="24"/>
         </w:rPr>
-        <w:t>该准则对大偏差施加四次方惩罚，避免仅优化平均条件数而忽视个别波长的劣化。</w:t>
+        <w:t>式(8)对大偏差施加四次方惩罚，避免仅优化平均条件数而忽视个别波长的劣化。</w:t>
       </w:r>
     </w:p>
     <w:p>
@@ -598,6 +736,15 @@
           <w:sz w:val="22"/>
         </w:rPr>
         <w:t>f₂ = (1/N_λ) · Σ_λ Σ_{k=0}^{3} ‖q_k(λ)‖₂</w:t>
+      </w:r>
+      <w:r>
+        <w:rPr>
+          <w:rFonts w:ascii="Times New Roman" w:hAnsi="Times New Roman" w:eastAsia="宋体"/>
+          <w:b w:val="0"/>
+          <w:i w:val="0"/>
+          <w:sz w:val="21"/>
+        </w:rPr>
+        <w:t xml:space="preserve">    (9)</w:t>
       </w:r>
     </w:p>
     <w:p>
@@ -642,7 +789,16 @@
           <w:i/>
           <w:sz w:val="22"/>
         </w:rPr>
-        <w:t>f₃ = (1/N_λ) · Σ_λ σ_T[κ₂(λ,T)],  T ∈ {20°C, 35°C, 50°C}</w:t>
+        <w:t>f₃ = (1/N_λ) · Σ_λ σ_T[κ₂(λ, T)],  T ∈ {20°C, 35°C, 50°C}</w:t>
+      </w:r>
+      <w:r>
+        <w:rPr>
+          <w:rFonts w:ascii="Times New Roman" w:hAnsi="Times New Roman" w:eastAsia="宋体"/>
+          <w:b w:val="0"/>
+          <w:i w:val="0"/>
+          <w:sz w:val="21"/>
+        </w:rPr>
+        <w:t xml:space="preserve">    (10)</w:t>
       </w:r>
     </w:p>
     <w:p>
@@ -688,6 +844,15 @@
           <w:sz w:val="22"/>
         </w:rPr>
         <w:t>f_i' = (f_i − f_i_min) / (f_i_max − f_i_min)</w:t>
+      </w:r>
+      <w:r>
+        <w:rPr>
+          <w:rFonts w:ascii="Times New Roman" w:hAnsi="Times New Roman" w:eastAsia="宋体"/>
+          <w:b w:val="0"/>
+          <w:i w:val="0"/>
+          <w:sz w:val="21"/>
+        </w:rPr>
+        <w:t xml:space="preserve">    (11)</w:t>
       </w:r>
     </w:p>
     <w:p>
@@ -844,6 +1009,20 @@
         <w:t>使用差分进化算法对三个目标分别进行单目标优化，作为性能上界/下界的参考。结果如表1所示。</w:t>
       </w:r>
     </w:p>
+    <w:p>
+      <w:pPr>
+        <w:spacing w:before="120" w:after="60" w:line="360" w:lineRule="auto"/>
+        <w:jc w:val="center"/>
+      </w:pPr>
+      <w:r>
+        <w:rPr>
+          <w:rFonts w:ascii="Times New Roman" w:hAnsi="Times New Roman" w:eastAsia="黑体"/>
+          <w:b/>
+          <w:sz w:val="21"/>
+        </w:rPr>
+        <w:t>表1  单目标优化与膝点对比（含EWV）</w:t>
+      </w:r>
+    </w:p>
     <w:tbl>
       <w:tblPr>
         <w:tblStyle w:val="TableGrid"/>
@@ -873,7 +1052,7 @@
               <w:rPr>
                 <w:rFonts w:ascii="Times New Roman" w:hAnsi="Times New Roman" w:eastAsia="黑体"/>
                 <w:b/>
-                <w:sz w:val="18"/>
+                <w:sz w:val="21"/>
               </w:rPr>
               <w:t>配置</w:t>
             </w:r>
@@ -892,7 +1071,7 @@
               <w:rPr>
                 <w:rFonts w:ascii="Times New Roman" w:hAnsi="Times New Roman" w:eastAsia="黑体"/>
                 <w:b/>
-                <w:sz w:val="18"/>
+                <w:sz w:val="21"/>
               </w:rPr>
               <w:t>κ₂(均值±1σ)</w:t>
             </w:r>
@@ -911,7 +1090,7 @@
               <w:rPr>
                 <w:rFonts w:ascii="Times New Roman" w:hAnsi="Times New Roman" w:eastAsia="黑体"/>
                 <w:b/>
-                <w:sz w:val="18"/>
+                <w:sz w:val="21"/>
               </w:rPr>
               <w:t>BCPN</w:t>
             </w:r>
@@ -930,9 +1109,9 @@
               <w:rPr>
                 <w:rFonts w:ascii="Times New Roman" w:hAnsi="Times New Roman" w:eastAsia="黑体"/>
                 <w:b/>
-                <w:sz w:val="18"/>
+                <w:sz w:val="21"/>
               </w:rPr>
-              <w:t>温漂f₃</w:t>
+              <w:t>温漂灵敏度</w:t>
             </w:r>
           </w:p>
         </w:tc>
@@ -949,7 +1128,7 @@
               <w:rPr>
                 <w:rFonts w:ascii="Times New Roman" w:hAnsi="Times New Roman" w:eastAsia="黑体"/>
                 <w:b/>
-                <w:sz w:val="18"/>
+                <w:sz w:val="21"/>
               </w:rPr>
               <w:t>EWV</w:t>
             </w:r>
@@ -968,7 +1147,7 @@
               <w:rPr>
                 <w:rFonts w:ascii="Times New Roman" w:hAnsi="Times New Roman" w:eastAsia="黑体"/>
                 <w:b/>
-                <w:sz w:val="18"/>
+                <w:sz w:val="21"/>
               </w:rPr>
               <w:t>说明</w:t>
             </w:r>
@@ -989,7 +1168,7 @@
               <w:rPr>
                 <w:rFonts w:ascii="Times New Roman" w:hAnsi="Times New Roman" w:eastAsia="宋体"/>
                 <w:b w:val="0"/>
-                <w:sz w:val="18"/>
+                <w:sz w:val="21"/>
               </w:rPr>
               <w:t>4meas CN最优</w:t>
             </w:r>
@@ -1008,7 +1187,7 @@
               <w:rPr>
                 <w:rFonts w:ascii="Times New Roman" w:hAnsi="Times New Roman" w:eastAsia="宋体"/>
                 <w:b w:val="0"/>
-                <w:sz w:val="18"/>
+                <w:sz w:val="21"/>
               </w:rPr>
               <w:t>2.346±0.494</w:t>
             </w:r>
@@ -1027,7 +1206,7 @@
               <w:rPr>
                 <w:rFonts w:ascii="Times New Roman" w:hAnsi="Times New Roman" w:eastAsia="宋体"/>
                 <w:b w:val="0"/>
-                <w:sz w:val="18"/>
+                <w:sz w:val="21"/>
               </w:rPr>
               <w:t>1.904</w:t>
             </w:r>
@@ -1046,7 +1225,7 @@
               <w:rPr>
                 <w:rFonts w:ascii="Times New Roman" w:hAnsi="Times New Roman" w:eastAsia="宋体"/>
                 <w:b w:val="0"/>
-                <w:sz w:val="18"/>
+                <w:sz w:val="21"/>
               </w:rPr>
               <w:t>0.145</w:t>
             </w:r>
@@ -1065,7 +1244,7 @@
               <w:rPr>
                 <w:rFonts w:ascii="Times New Roman" w:hAnsi="Times New Roman" w:eastAsia="宋体"/>
                 <w:b w:val="0"/>
-                <w:sz w:val="18"/>
+                <w:sz w:val="21"/>
               </w:rPr>
               <w:t>0.783</w:t>
             </w:r>
@@ -1084,7 +1263,7 @@
               <w:rPr>
                 <w:rFonts w:ascii="Times New Roman" w:hAnsi="Times New Roman" w:eastAsia="宋体"/>
                 <w:b w:val="0"/>
-                <w:sz w:val="18"/>
+                <w:sz w:val="21"/>
               </w:rPr>
               <w:t>仅优化κ₂</w:t>
             </w:r>
@@ -1105,7 +1284,7 @@
               <w:rPr>
                 <w:rFonts w:ascii="Times New Roman" w:hAnsi="Times New Roman" w:eastAsia="宋体"/>
                 <w:b w:val="0"/>
-                <w:sz w:val="18"/>
+                <w:sz w:val="21"/>
               </w:rPr>
               <w:t>6meas CN最优</w:t>
             </w:r>
@@ -1124,7 +1303,7 @@
               <w:rPr>
                 <w:rFonts w:ascii="Times New Roman" w:hAnsi="Times New Roman" w:eastAsia="宋体"/>
                 <w:b w:val="0"/>
-                <w:sz w:val="18"/>
+                <w:sz w:val="21"/>
               </w:rPr>
               <w:t>2.026±0.153</w:t>
             </w:r>
@@ -1143,7 +1322,7 @@
               <w:rPr>
                 <w:rFonts w:ascii="Times New Roman" w:hAnsi="Times New Roman" w:eastAsia="宋体"/>
                 <w:b w:val="0"/>
-                <w:sz w:val="18"/>
+                <w:sz w:val="21"/>
               </w:rPr>
               <w:t>0.509</w:t>
             </w:r>
@@ -1162,7 +1341,7 @@
               <w:rPr>
                 <w:rFonts w:ascii="Times New Roman" w:hAnsi="Times New Roman" w:eastAsia="宋体"/>
                 <w:b w:val="0"/>
-                <w:sz w:val="18"/>
+                <w:sz w:val="21"/>
               </w:rPr>
               <w:t>0.053</w:t>
             </w:r>
@@ -1181,7 +1360,7 @@
               <w:rPr>
                 <w:rFonts w:ascii="Times New Roman" w:hAnsi="Times New Roman" w:eastAsia="宋体"/>
                 <w:b w:val="0"/>
-                <w:sz w:val="18"/>
+                <w:sz w:val="21"/>
               </w:rPr>
               <w:t>0.305</w:t>
             </w:r>
@@ -1200,7 +1379,7 @@
               <w:rPr>
                 <w:rFonts w:ascii="Times New Roman" w:hAnsi="Times New Roman" w:eastAsia="宋体"/>
                 <w:b w:val="0"/>
-                <w:sz w:val="18"/>
+                <w:sz w:val="21"/>
               </w:rPr>
               <w:t>6变量→7变量</w:t>
             </w:r>
@@ -1221,7 +1400,7 @@
               <w:rPr>
                 <w:rFonts w:ascii="Times New Roman" w:hAnsi="Times New Roman" w:eastAsia="宋体"/>
                 <w:b w:val="0"/>
-                <w:sz w:val="18"/>
+                <w:sz w:val="21"/>
               </w:rPr>
               <w:t>6meas BCPN最优</w:t>
             </w:r>
@@ -1240,7 +1419,7 @@
               <w:rPr>
                 <w:rFonts w:ascii="Times New Roman" w:hAnsi="Times New Roman" w:eastAsia="宋体"/>
                 <w:b w:val="0"/>
-                <w:sz w:val="18"/>
+                <w:sz w:val="21"/>
               </w:rPr>
               <w:t>2.190±0.338</w:t>
             </w:r>
@@ -1259,7 +1438,7 @@
               <w:rPr>
                 <w:rFonts w:ascii="Times New Roman" w:hAnsi="Times New Roman" w:eastAsia="宋体"/>
                 <w:b w:val="0"/>
-                <w:sz w:val="18"/>
+                <w:sz w:val="21"/>
               </w:rPr>
               <w:t>0.350</w:t>
             </w:r>
@@ -1278,7 +1457,7 @@
               <w:rPr>
                 <w:rFonts w:ascii="Times New Roman" w:hAnsi="Times New Roman" w:eastAsia="宋体"/>
                 <w:b w:val="0"/>
-                <w:sz w:val="18"/>
+                <w:sz w:val="21"/>
               </w:rPr>
               <w:t>0.122</w:t>
             </w:r>
@@ -1297,7 +1476,7 @@
               <w:rPr>
                 <w:rFonts w:ascii="Times New Roman" w:hAnsi="Times New Roman" w:eastAsia="宋体"/>
                 <w:b w:val="0"/>
-                <w:sz w:val="18"/>
+                <w:sz w:val="21"/>
               </w:rPr>
               <w:t>0.325</w:t>
             </w:r>
@@ -1316,7 +1495,7 @@
               <w:rPr>
                 <w:rFonts w:ascii="Times New Roman" w:hAnsi="Times New Roman" w:eastAsia="宋体"/>
                 <w:b w:val="0"/>
-                <w:sz w:val="18"/>
+                <w:sz w:val="21"/>
               </w:rPr>
               <w:t>BCPN最低但温漂大</w:t>
             </w:r>
@@ -1337,7 +1516,7 @@
               <w:rPr>
                 <w:rFonts w:ascii="Times New Roman" w:hAnsi="Times New Roman" w:eastAsia="宋体"/>
                 <w:b w:val="0"/>
-                <w:sz w:val="18"/>
+                <w:sz w:val="21"/>
               </w:rPr>
               <w:t>6meas 膝点★</w:t>
             </w:r>
@@ -1356,7 +1535,7 @@
               <w:rPr>
                 <w:rFonts w:ascii="Times New Roman" w:hAnsi="Times New Roman" w:eastAsia="宋体"/>
                 <w:b w:val="0"/>
-                <w:sz w:val="18"/>
+                <w:sz w:val="21"/>
               </w:rPr>
               <w:t>2.245±0.065</w:t>
             </w:r>
@@ -1375,7 +1554,7 @@
               <w:rPr>
                 <w:rFonts w:ascii="Times New Roman" w:hAnsi="Times New Roman" w:eastAsia="宋体"/>
                 <w:b w:val="0"/>
-                <w:sz w:val="18"/>
+                <w:sz w:val="21"/>
               </w:rPr>
               <w:t>0.472</w:t>
             </w:r>
@@ -1394,7 +1573,7 @@
               <w:rPr>
                 <w:rFonts w:ascii="Times New Roman" w:hAnsi="Times New Roman" w:eastAsia="宋体"/>
                 <w:b w:val="0"/>
-                <w:sz w:val="18"/>
+                <w:sz w:val="21"/>
               </w:rPr>
               <w:t>0.035</w:t>
             </w:r>
@@ -1413,7 +1592,7 @@
               <w:rPr>
                 <w:rFonts w:ascii="Times New Roman" w:hAnsi="Times New Roman" w:eastAsia="宋体"/>
                 <w:b w:val="0"/>
-                <w:sz w:val="18"/>
+                <w:sz w:val="21"/>
               </w:rPr>
               <w:t>0.318</w:t>
             </w:r>
@@ -1432,7 +1611,7 @@
               <w:rPr>
                 <w:rFonts w:ascii="Times New Roman" w:hAnsi="Times New Roman" w:eastAsia="宋体"/>
                 <w:b w:val="0"/>
-                <w:sz w:val="18"/>
+                <w:sz w:val="21"/>
               </w:rPr>
               <w:t>多目标膝点</w:t>
             </w:r>
@@ -1440,19 +1619,6 @@
         </w:tc>
       </w:tr>
     </w:tbl>
-    <w:p>
-      <w:pPr>
-        <w:jc w:val="center"/>
-      </w:pPr>
-      <w:r>
-        <w:rPr>
-          <w:rFonts w:ascii="Times New Roman" w:hAnsi="Times New Roman" w:eastAsia="宋体"/>
-          <w:b/>
-          <w:sz w:val="21"/>
-        </w:rPr>
-        <w:t>表1  单目标优化与膝点对比（含EWV）</w:t>
-      </w:r>
-    </w:p>
     <w:p>
       <w:pPr>
         <w:spacing w:line="360" w:lineRule="auto"/>
@@ -1465,7 +1631,7 @@
           <w:b w:val="0"/>
           <w:sz w:val="24"/>
         </w:rPr>
-        <w:t>说明：EWV值为全波段(350–700 nm)及多温度(20°C, 35°C, 50°C)平均，数值越小表示高斯噪声传播越小。6次测量BCPN最优解的温漂（0.122）劣于CN最优解（0.053），各指标间的冲突关系正是进行多目标优化的动机。与Letnes等人[12]在430–2000 nm波段得到的最优CN（~2.2–2.5）相比，本文6次测量CN最优（2.026±0.153）略优。</w:t>
+        <w:t>说明：EWV值为全波段(350–700 nm)及多温度(20, 35, 50°C)平均，数值越小表示高斯噪声传播越小。6次测量BCPN最优解的温漂灵敏度（0.122）劣于CN最优解（0.053），各指标间的冲突关系正是进行多目标优化的动机。与Letnes等人[12]在430–2000 nm波段得到的最优CN（~2.2–2.5）相比，本文6次测量CN最优（2.026±0.153）略优。</w:t>
       </w:r>
     </w:p>
     <w:p>
@@ -1564,6 +1730,20 @@
         <w:t>膝点配置参数见表2。</w:t>
       </w:r>
     </w:p>
+    <w:p>
+      <w:pPr>
+        <w:spacing w:before="120" w:after="60" w:line="360" w:lineRule="auto"/>
+        <w:jc w:val="center"/>
+      </w:pPr>
+      <w:r>
+        <w:rPr>
+          <w:rFonts w:ascii="Times New Roman" w:hAnsi="Times New Roman" w:eastAsia="黑体"/>
+          <w:b/>
+          <w:sz w:val="21"/>
+        </w:rPr>
+        <w:t>表2  膝点配置参数</w:t>
+      </w:r>
+    </w:p>
     <w:tbl>
       <w:tblPr>
         <w:tblStyle w:val="TableGrid"/>
@@ -1589,7 +1769,7 @@
               <w:rPr>
                 <w:rFonts w:ascii="Times New Roman" w:hAnsi="Times New Roman" w:eastAsia="黑体"/>
                 <w:b/>
-                <w:sz w:val="18"/>
+                <w:sz w:val="21"/>
               </w:rPr>
               <w:t>参数</w:t>
             </w:r>
@@ -1608,7 +1788,7 @@
               <w:rPr>
                 <w:rFonts w:ascii="Times New Roman" w:hAnsi="Times New Roman" w:eastAsia="黑体"/>
                 <w:b/>
-                <w:sz w:val="18"/>
+                <w:sz w:val="21"/>
               </w:rPr>
               <w:t>数值</w:t>
             </w:r>
@@ -1629,7 +1809,7 @@
               <w:rPr>
                 <w:rFonts w:ascii="Times New Roman" w:hAnsi="Times New Roman" w:eastAsia="宋体"/>
                 <w:b w:val="0"/>
-                <w:sz w:val="18"/>
+                <w:sz w:val="21"/>
               </w:rPr>
               <w:t>θ₁, θ₂</w:t>
             </w:r>
@@ -1648,7 +1828,7 @@
               <w:rPr>
                 <w:rFonts w:ascii="Times New Roman" w:hAnsi="Times New Roman" w:eastAsia="宋体"/>
                 <w:b w:val="0"/>
-                <w:sz w:val="18"/>
+                <w:sz w:val="21"/>
               </w:rPr>
               <w:t>−65.74°, −41.29°</w:t>
             </w:r>
@@ -1669,7 +1849,7 @@
               <w:rPr>
                 <w:rFonts w:ascii="Times New Roman" w:hAnsi="Times New Roman" w:eastAsia="宋体"/>
                 <w:b w:val="0"/>
-                <w:sz w:val="18"/>
+                <w:sz w:val="21"/>
               </w:rPr>
               <w:t>V₁₁, V₁₂, V₁₃</w:t>
             </w:r>
@@ -1688,7 +1868,7 @@
               <w:rPr>
                 <w:rFonts w:ascii="Times New Roman" w:hAnsi="Times New Roman" w:eastAsia="宋体"/>
                 <w:b w:val="0"/>
-                <w:sz w:val="18"/>
+                <w:sz w:val="21"/>
               </w:rPr>
               <w:t>8.44 V, 1.59 V, 2.06 V</w:t>
             </w:r>
@@ -1709,7 +1889,7 @@
               <w:rPr>
                 <w:rFonts w:ascii="Times New Roman" w:hAnsi="Times New Roman" w:eastAsia="宋体"/>
                 <w:b w:val="0"/>
-                <w:sz w:val="18"/>
+                <w:sz w:val="21"/>
               </w:rPr>
               <w:t>V₂₁, V₂₂</w:t>
             </w:r>
@@ -1728,7 +1908,7 @@
               <w:rPr>
                 <w:rFonts w:ascii="Times New Roman" w:hAnsi="Times New Roman" w:eastAsia="宋体"/>
                 <w:b w:val="0"/>
-                <w:sz w:val="18"/>
+                <w:sz w:val="21"/>
               </w:rPr>
               <w:t>9.72 V, 1.95 V</w:t>
             </w:r>
@@ -1749,9 +1929,9 @@
               <w:rPr>
                 <w:rFonts w:ascii="Times New Roman" w:hAnsi="Times New Roman" w:eastAsia="宋体"/>
                 <w:b w:val="0"/>
-                <w:sz w:val="18"/>
+                <w:sz w:val="21"/>
               </w:rPr>
-              <w:t>κ₂, BCPN, f₃, EWV</w:t>
+              <w:t>CN, BCPN, 温漂灵敏度, EWV</w:t>
             </w:r>
           </w:p>
         </w:tc>
@@ -1768,67 +1948,14 @@
               <w:rPr>
                 <w:rFonts w:ascii="Times New Roman" w:hAnsi="Times New Roman" w:eastAsia="宋体"/>
                 <w:b w:val="0"/>
-                <w:sz w:val="18"/>
+                <w:sz w:val="21"/>
               </w:rPr>
               <w:t>2.245, 0.472, 0.035, 0.318</w:t>
             </w:r>
           </w:p>
         </w:tc>
       </w:tr>
-      <w:tr>
-        <w:tc>
-          <w:tcPr>
-            <w:tcW w:type="dxa" w:w="4561"/>
-          </w:tcPr>
-          <w:p>
-            <w:pPr>
-              <w:jc w:val="center"/>
-            </w:pPr>
-            <w:r/>
-            <w:r>
-              <w:rPr>
-                <w:rFonts w:ascii="Times New Roman" w:hAnsi="Times New Roman" w:eastAsia="宋体"/>
-                <w:b w:val="0"/>
-                <w:sz w:val="18"/>
-              </w:rPr>
-              <w:t>归一化距离</w:t>
-            </w:r>
-          </w:p>
-        </w:tc>
-        <w:tc>
-          <w:tcPr>
-            <w:tcW w:type="dxa" w:w="4561"/>
-          </w:tcPr>
-          <w:p>
-            <w:pPr>
-              <w:jc w:val="center"/>
-            </w:pPr>
-            <w:r/>
-            <w:r>
-              <w:rPr>
-                <w:rFonts w:ascii="Times New Roman" w:hAnsi="Times New Roman" w:eastAsia="宋体"/>
-                <w:b w:val="0"/>
-                <w:sz w:val="18"/>
-              </w:rPr>
-              <w:t>0.41（三目标归一化欧氏距离）</w:t>
-            </w:r>
-          </w:p>
-        </w:tc>
-      </w:tr>
     </w:tbl>
-    <w:p>
-      <w:pPr>
-        <w:jc w:val="center"/>
-      </w:pPr>
-      <w:r>
-        <w:rPr>
-          <w:rFonts w:ascii="Times New Roman" w:hAnsi="Times New Roman" w:eastAsia="宋体"/>
-          <w:b/>
-          <w:sz w:val="21"/>
-        </w:rPr>
-        <w:t>表2  膝点配置</w:t>
-      </w:r>
-    </w:p>
     <w:p>
       <w:pPr>
         <w:spacing w:before="160" w:after="80" w:line="360" w:lineRule="auto"/>
@@ -1856,6 +1983,20 @@
           <w:sz w:val="24"/>
         </w:rPr>
         <w:t>仿真设置：在Poincaré球上均匀采样82个Stokes向量，测量噪声包括高斯噪声（σ=0.001）和泊松噪声，采用最小二乘伪逆重建。结果如表3所示。</w:t>
+      </w:r>
+    </w:p>
+    <w:p>
+      <w:pPr>
+        <w:spacing w:before="120" w:after="60" w:line="360" w:lineRule="auto"/>
+        <w:jc w:val="center"/>
+      </w:pPr>
+      <w:r>
+        <w:rPr>
+          <w:rFonts w:ascii="Times New Roman" w:hAnsi="Times New Roman" w:eastAsia="黑体"/>
+          <w:b/>
+          <w:sz w:val="21"/>
+        </w:rPr>
+        <w:t>表3  Stokes重建误差对比</w:t>
       </w:r>
     </w:p>
     <w:tbl>
@@ -1886,7 +2027,7 @@
               <w:rPr>
                 <w:rFonts w:ascii="Times New Roman" w:hAnsi="Times New Roman" w:eastAsia="黑体"/>
                 <w:b/>
-                <w:sz w:val="18"/>
+                <w:sz w:val="21"/>
               </w:rPr>
               <w:t>配置</w:t>
             </w:r>
@@ -1905,7 +2046,7 @@
               <w:rPr>
                 <w:rFonts w:ascii="Times New Roman" w:hAnsi="Times New Roman" w:eastAsia="黑体"/>
                 <w:b/>
-                <w:sz w:val="18"/>
+                <w:sz w:val="21"/>
               </w:rPr>
               <w:t>Stokes误差</w:t>
             </w:r>
@@ -1924,7 +2065,7 @@
               <w:rPr>
                 <w:rFonts w:ascii="Times New Roman" w:hAnsi="Times New Roman" w:eastAsia="黑体"/>
                 <w:b/>
-                <w:sz w:val="18"/>
+                <w:sz w:val="21"/>
               </w:rPr>
               <w:t>DoLP误差</w:t>
             </w:r>
@@ -1943,7 +2084,7 @@
               <w:rPr>
                 <w:rFonts w:ascii="Times New Roman" w:hAnsi="Times New Roman" w:eastAsia="黑体"/>
                 <w:b/>
-                <w:sz w:val="18"/>
+                <w:sz w:val="21"/>
               </w:rPr>
               <w:t>|dQ|均值</w:t>
             </w:r>
@@ -1962,7 +2103,7 @@
               <w:rPr>
                 <w:rFonts w:ascii="Times New Roman" w:hAnsi="Times New Roman" w:eastAsia="黑体"/>
                 <w:b/>
-                <w:sz w:val="18"/>
+                <w:sz w:val="21"/>
               </w:rPr>
               <w:t>|dV|均值</w:t>
             </w:r>
@@ -1983,7 +2124,7 @@
               <w:rPr>
                 <w:rFonts w:ascii="Times New Roman" w:hAnsi="Times New Roman" w:eastAsia="宋体"/>
                 <w:b w:val="0"/>
-                <w:sz w:val="18"/>
+                <w:sz w:val="21"/>
               </w:rPr>
               <w:t>4meas 随机</w:t>
             </w:r>
@@ -2002,7 +2143,7 @@
               <w:rPr>
                 <w:rFonts w:ascii="Times New Roman" w:hAnsi="Times New Roman" w:eastAsia="宋体"/>
                 <w:b w:val="0"/>
-                <w:sz w:val="18"/>
+                <w:sz w:val="21"/>
               </w:rPr>
               <w:t>0.0245</w:t>
             </w:r>
@@ -2021,7 +2162,7 @@
               <w:rPr>
                 <w:rFonts w:ascii="Times New Roman" w:hAnsi="Times New Roman" w:eastAsia="宋体"/>
                 <w:b w:val="0"/>
-                <w:sz w:val="18"/>
+                <w:sz w:val="21"/>
               </w:rPr>
               <w:t>0.0224</w:t>
             </w:r>
@@ -2040,7 +2181,7 @@
               <w:rPr>
                 <w:rFonts w:ascii="Times New Roman" w:hAnsi="Times New Roman" w:eastAsia="宋体"/>
                 <w:b w:val="0"/>
-                <w:sz w:val="18"/>
+                <w:sz w:val="21"/>
               </w:rPr>
               <w:t>0.0172</w:t>
             </w:r>
@@ -2059,7 +2200,7 @@
               <w:rPr>
                 <w:rFonts w:ascii="Times New Roman" w:hAnsi="Times New Roman" w:eastAsia="宋体"/>
                 <w:b w:val="0"/>
-                <w:sz w:val="18"/>
+                <w:sz w:val="21"/>
               </w:rPr>
               <w:t>0.0116</w:t>
             </w:r>
@@ -2080,7 +2221,7 @@
               <w:rPr>
                 <w:rFonts w:ascii="Times New Roman" w:hAnsi="Times New Roman" w:eastAsia="宋体"/>
                 <w:b w:val="0"/>
-                <w:sz w:val="18"/>
+                <w:sz w:val="21"/>
               </w:rPr>
               <w:t>4meas CN最优</w:t>
             </w:r>
@@ -2099,7 +2240,7 @@
               <w:rPr>
                 <w:rFonts w:ascii="Times New Roman" w:hAnsi="Times New Roman" w:eastAsia="宋体"/>
                 <w:b w:val="0"/>
-                <w:sz w:val="18"/>
+                <w:sz w:val="21"/>
               </w:rPr>
               <w:t>0.0116</w:t>
             </w:r>
@@ -2118,7 +2259,7 @@
               <w:rPr>
                 <w:rFonts w:ascii="Times New Roman" w:hAnsi="Times New Roman" w:eastAsia="宋体"/>
                 <w:b w:val="0"/>
-                <w:sz w:val="18"/>
+                <w:sz w:val="21"/>
               </w:rPr>
               <w:t>0.0085</w:t>
             </w:r>
@@ -2137,7 +2278,7 @@
               <w:rPr>
                 <w:rFonts w:ascii="Times New Roman" w:hAnsi="Times New Roman" w:eastAsia="宋体"/>
                 <w:b w:val="0"/>
-                <w:sz w:val="18"/>
+                <w:sz w:val="21"/>
               </w:rPr>
               <w:t>0.0078</w:t>
             </w:r>
@@ -2156,7 +2297,7 @@
               <w:rPr>
                 <w:rFonts w:ascii="Times New Roman" w:hAnsi="Times New Roman" w:eastAsia="宋体"/>
                 <w:b w:val="0"/>
-                <w:sz w:val="18"/>
+                <w:sz w:val="21"/>
               </w:rPr>
               <w:t>0.0075</w:t>
             </w:r>
@@ -2177,7 +2318,7 @@
               <w:rPr>
                 <w:rFonts w:ascii="Times New Roman" w:hAnsi="Times New Roman" w:eastAsia="宋体"/>
                 <w:b w:val="0"/>
-                <w:sz w:val="18"/>
+                <w:sz w:val="21"/>
               </w:rPr>
               <w:t>6meas CN最优</w:t>
             </w:r>
@@ -2196,7 +2337,7 @@
               <w:rPr>
                 <w:rFonts w:ascii="Times New Roman" w:hAnsi="Times New Roman" w:eastAsia="宋体"/>
                 <w:b w:val="0"/>
-                <w:sz w:val="18"/>
+                <w:sz w:val="21"/>
               </w:rPr>
               <w:t>0.0089</w:t>
             </w:r>
@@ -2215,7 +2356,7 @@
               <w:rPr>
                 <w:rFonts w:ascii="Times New Roman" w:hAnsi="Times New Roman" w:eastAsia="宋体"/>
                 <w:b w:val="0"/>
-                <w:sz w:val="18"/>
+                <w:sz w:val="21"/>
               </w:rPr>
               <w:t>0.0065</w:t>
             </w:r>
@@ -2234,7 +2375,7 @@
               <w:rPr>
                 <w:rFonts w:ascii="Times New Roman" w:hAnsi="Times New Roman" w:eastAsia="宋体"/>
                 <w:b w:val="0"/>
-                <w:sz w:val="18"/>
+                <w:sz w:val="21"/>
               </w:rPr>
               <w:t>0.0060</w:t>
             </w:r>
@@ -2253,7 +2394,7 @@
               <w:rPr>
                 <w:rFonts w:ascii="Times New Roman" w:hAnsi="Times New Roman" w:eastAsia="宋体"/>
                 <w:b w:val="0"/>
-                <w:sz w:val="18"/>
+                <w:sz w:val="21"/>
               </w:rPr>
               <w:t>0.0058</w:t>
             </w:r>
@@ -2274,7 +2415,7 @@
               <w:rPr>
                 <w:rFonts w:ascii="Times New Roman" w:hAnsi="Times New Roman" w:eastAsia="宋体"/>
                 <w:b w:val="0"/>
-                <w:sz w:val="18"/>
+                <w:sz w:val="21"/>
               </w:rPr>
               <w:t>6meas 膝点</w:t>
             </w:r>
@@ -2293,7 +2434,7 @@
               <w:rPr>
                 <w:rFonts w:ascii="Times New Roman" w:hAnsi="Times New Roman" w:eastAsia="宋体"/>
                 <w:b w:val="0"/>
-                <w:sz w:val="18"/>
+                <w:sz w:val="21"/>
               </w:rPr>
               <w:t>0.0091</w:t>
             </w:r>
@@ -2312,7 +2453,7 @@
               <w:rPr>
                 <w:rFonts w:ascii="Times New Roman" w:hAnsi="Times New Roman" w:eastAsia="宋体"/>
                 <w:b w:val="0"/>
-                <w:sz w:val="18"/>
+                <w:sz w:val="21"/>
               </w:rPr>
               <w:t>0.0065</w:t>
             </w:r>
@@ -2331,7 +2472,7 @@
               <w:rPr>
                 <w:rFonts w:ascii="Times New Roman" w:hAnsi="Times New Roman" w:eastAsia="宋体"/>
                 <w:b w:val="0"/>
-                <w:sz w:val="18"/>
+                <w:sz w:val="21"/>
               </w:rPr>
               <w:t>0.0060</w:t>
             </w:r>
@@ -2350,7 +2491,7 @@
               <w:rPr>
                 <w:rFonts w:ascii="Times New Roman" w:hAnsi="Times New Roman" w:eastAsia="宋体"/>
                 <w:b w:val="0"/>
-                <w:sz w:val="18"/>
+                <w:sz w:val="21"/>
               </w:rPr>
               <w:t>0.0060</w:t>
             </w:r>
@@ -2358,19 +2499,6 @@
         </w:tc>
       </w:tr>
     </w:tbl>
-    <w:p>
-      <w:pPr>
-        <w:jc w:val="center"/>
-      </w:pPr>
-      <w:r>
-        <w:rPr>
-          <w:rFonts w:ascii="Times New Roman" w:hAnsi="Times New Roman" w:eastAsia="宋体"/>
-          <w:b/>
-          <w:sz w:val="21"/>
-        </w:rPr>
-        <w:t>表3  Stokes重建误差对比</w:t>
-      </w:r>
-    </w:p>
     <w:p>
       <w:pPr>
         <w:spacing w:line="360" w:lineRule="auto"/>
@@ -2383,7 +2511,7 @@
           <w:b w:val="0"/>
           <w:sz w:val="24"/>
         </w:rPr>
-        <w:t>计算口径说明：本文中的"降低百分比"均以"4次随机配置"为基准。如使用"4次CN最优"为基准，膝点的改善幅度为22% = (0.0116−0.0091)/0.0116×100%。</w:t>
+        <w:t>注：本文中的"降低百分比"均以"4次随机配置"为基准。如以"4次CN最优"为基线，膝点的改善幅度为22% (=(0.0116−0.0091)/0.0116×100%)。</w:t>
       </w:r>
     </w:p>
     <w:p>
@@ -2467,6 +2595,20 @@
         <w:t>蒙特卡洛仿真：每个误差水平进行50次独立采样，在标称角度上叠加均匀分布随机误差U(−ε, +ε)。结果见表4。</w:t>
       </w:r>
     </w:p>
+    <w:p>
+      <w:pPr>
+        <w:spacing w:before="120" w:after="60" w:line="360" w:lineRule="auto"/>
+        <w:jc w:val="center"/>
+      </w:pPr>
+      <w:r>
+        <w:rPr>
+          <w:rFonts w:ascii="Times New Roman" w:hAnsi="Times New Roman" w:eastAsia="黑体"/>
+          <w:b/>
+          <w:sz w:val="21"/>
+        </w:rPr>
+        <w:t>表4  快轴角度误差鲁棒性对比</w:t>
+      </w:r>
+    </w:p>
     <w:tbl>
       <w:tblPr>
         <w:tblStyle w:val="TableGrid"/>
@@ -2495,7 +2637,7 @@
               <w:rPr>
                 <w:rFonts w:ascii="Times New Roman" w:hAnsi="Times New Roman" w:eastAsia="黑体"/>
                 <w:b/>
-                <w:sz w:val="18"/>
+                <w:sz w:val="21"/>
               </w:rPr>
               <w:t>误差</w:t>
             </w:r>
@@ -2514,7 +2656,7 @@
               <w:rPr>
                 <w:rFonts w:ascii="Times New Roman" w:hAnsi="Times New Roman" w:eastAsia="黑体"/>
                 <w:b/>
-                <w:sz w:val="18"/>
+                <w:sz w:val="21"/>
               </w:rPr>
               <w:t>4meas κ₂</w:t>
             </w:r>
@@ -2533,7 +2675,7 @@
               <w:rPr>
                 <w:rFonts w:ascii="Times New Roman" w:hAnsi="Times New Roman" w:eastAsia="黑体"/>
                 <w:b/>
-                <w:sz w:val="18"/>
+                <w:sz w:val="21"/>
               </w:rPr>
               <w:t>膝点 κ₂</w:t>
             </w:r>
@@ -2552,7 +2694,7 @@
               <w:rPr>
                 <w:rFonts w:ascii="Times New Roman" w:hAnsi="Times New Roman" w:eastAsia="黑体"/>
                 <w:b/>
-                <w:sz w:val="18"/>
+                <w:sz w:val="21"/>
               </w:rPr>
               <w:t>4meas BCPN</w:t>
             </w:r>
@@ -2571,7 +2713,7 @@
               <w:rPr>
                 <w:rFonts w:ascii="Times New Roman" w:hAnsi="Times New Roman" w:eastAsia="黑体"/>
                 <w:b/>
-                <w:sz w:val="18"/>
+                <w:sz w:val="21"/>
               </w:rPr>
               <w:t>膝点 BCPN</w:t>
             </w:r>
@@ -2592,7 +2734,7 @@
               <w:rPr>
                 <w:rFonts w:ascii="Times New Roman" w:hAnsi="Times New Roman" w:eastAsia="宋体"/>
                 <w:b w:val="0"/>
-                <w:sz w:val="18"/>
+                <w:sz w:val="21"/>
               </w:rPr>
               <w:t>0°</w:t>
             </w:r>
@@ -2611,7 +2753,7 @@
               <w:rPr>
                 <w:rFonts w:ascii="Times New Roman" w:hAnsi="Times New Roman" w:eastAsia="宋体"/>
                 <w:b w:val="0"/>
-                <w:sz w:val="18"/>
+                <w:sz w:val="21"/>
               </w:rPr>
               <w:t>2.293±0.339</w:t>
             </w:r>
@@ -2630,7 +2772,7 @@
               <w:rPr>
                 <w:rFonts w:ascii="Times New Roman" w:hAnsi="Times New Roman" w:eastAsia="宋体"/>
                 <w:b w:val="0"/>
-                <w:sz w:val="18"/>
+                <w:sz w:val="21"/>
               </w:rPr>
               <w:t>2.263±0.068</w:t>
             </w:r>
@@ -2649,7 +2791,7 @@
               <w:rPr>
                 <w:rFonts w:ascii="Times New Roman" w:hAnsi="Times New Roman" w:eastAsia="宋体"/>
                 <w:b w:val="0"/>
-                <w:sz w:val="18"/>
+                <w:sz w:val="21"/>
               </w:rPr>
               <w:t>1.786</w:t>
             </w:r>
@@ -2668,7 +2810,7 @@
               <w:rPr>
                 <w:rFonts w:ascii="Times New Roman" w:hAnsi="Times New Roman" w:eastAsia="宋体"/>
                 <w:b w:val="0"/>
-                <w:sz w:val="18"/>
+                <w:sz w:val="21"/>
               </w:rPr>
               <w:t>0.431</w:t>
             </w:r>
@@ -2689,7 +2831,7 @@
               <w:rPr>
                 <w:rFonts w:ascii="Times New Roman" w:hAnsi="Times New Roman" w:eastAsia="宋体"/>
                 <w:b w:val="0"/>
-                <w:sz w:val="18"/>
+                <w:sz w:val="21"/>
               </w:rPr>
               <w:t>±1°</w:t>
             </w:r>
@@ -2708,7 +2850,7 @@
               <w:rPr>
                 <w:rFonts w:ascii="Times New Roman" w:hAnsi="Times New Roman" w:eastAsia="宋体"/>
                 <w:b w:val="0"/>
-                <w:sz w:val="18"/>
+                <w:sz w:val="21"/>
               </w:rPr>
               <w:t>2.464±0.462</w:t>
             </w:r>
@@ -2727,7 +2869,7 @@
               <w:rPr>
                 <w:rFonts w:ascii="Times New Roman" w:hAnsi="Times New Roman" w:eastAsia="宋体"/>
                 <w:b w:val="0"/>
-                <w:sz w:val="18"/>
+                <w:sz w:val="21"/>
               </w:rPr>
               <w:t>2.232±0.075</w:t>
             </w:r>
@@ -2746,7 +2888,7 @@
               <w:rPr>
                 <w:rFonts w:ascii="Times New Roman" w:hAnsi="Times New Roman" w:eastAsia="宋体"/>
                 <w:b w:val="0"/>
-                <w:sz w:val="18"/>
+                <w:sz w:val="21"/>
               </w:rPr>
               <w:t>1.974</w:t>
             </w:r>
@@ -2765,7 +2907,7 @@
               <w:rPr>
                 <w:rFonts w:ascii="Times New Roman" w:hAnsi="Times New Roman" w:eastAsia="宋体"/>
                 <w:b w:val="0"/>
-                <w:sz w:val="18"/>
+                <w:sz w:val="21"/>
               </w:rPr>
               <w:t>0.473</w:t>
             </w:r>
@@ -2786,7 +2928,7 @@
               <w:rPr>
                 <w:rFonts w:ascii="Times New Roman" w:hAnsi="Times New Roman" w:eastAsia="宋体"/>
                 <w:b w:val="0"/>
-                <w:sz w:val="18"/>
+                <w:sz w:val="21"/>
               </w:rPr>
               <w:t>±3°</w:t>
             </w:r>
@@ -2805,7 +2947,7 @@
               <w:rPr>
                 <w:rFonts w:ascii="Times New Roman" w:hAnsi="Times New Roman" w:eastAsia="宋体"/>
                 <w:b w:val="0"/>
-                <w:sz w:val="18"/>
+                <w:sz w:val="21"/>
               </w:rPr>
               <w:t>2.532±0.474</w:t>
             </w:r>
@@ -2824,7 +2966,7 @@
               <w:rPr>
                 <w:rFonts w:ascii="Times New Roman" w:hAnsi="Times New Roman" w:eastAsia="宋体"/>
                 <w:b w:val="0"/>
-                <w:sz w:val="18"/>
+                <w:sz w:val="21"/>
               </w:rPr>
               <w:t>2.283±0.138</w:t>
             </w:r>
@@ -2843,7 +2985,7 @@
               <w:rPr>
                 <w:rFonts w:ascii="Times New Roman" w:hAnsi="Times New Roman" w:eastAsia="宋体"/>
                 <w:b w:val="0"/>
-                <w:sz w:val="18"/>
+                <w:sz w:val="21"/>
               </w:rPr>
               <w:t>1.986</w:t>
             </w:r>
@@ -2862,7 +3004,7 @@
               <w:rPr>
                 <w:rFonts w:ascii="Times New Roman" w:hAnsi="Times New Roman" w:eastAsia="宋体"/>
                 <w:b w:val="0"/>
-                <w:sz w:val="18"/>
+                <w:sz w:val="21"/>
               </w:rPr>
               <w:t>0.468</w:t>
             </w:r>
@@ -2883,7 +3025,7 @@
               <w:rPr>
                 <w:rFonts w:ascii="Times New Roman" w:hAnsi="Times New Roman" w:eastAsia="宋体"/>
                 <w:b w:val="0"/>
-                <w:sz w:val="18"/>
+                <w:sz w:val="21"/>
               </w:rPr>
               <w:t>±5°</w:t>
             </w:r>
@@ -2902,7 +3044,7 @@
               <w:rPr>
                 <w:rFonts w:ascii="Times New Roman" w:hAnsi="Times New Roman" w:eastAsia="宋体"/>
                 <w:b w:val="0"/>
-                <w:sz w:val="18"/>
+                <w:sz w:val="21"/>
               </w:rPr>
               <w:t>2.684±0.533</w:t>
             </w:r>
@@ -2921,7 +3063,7 @@
               <w:rPr>
                 <w:rFonts w:ascii="Times New Roman" w:hAnsi="Times New Roman" w:eastAsia="宋体"/>
                 <w:b w:val="0"/>
-                <w:sz w:val="18"/>
+                <w:sz w:val="21"/>
               </w:rPr>
               <w:t>2.319±0.202</w:t>
             </w:r>
@@ -2940,7 +3082,7 @@
               <w:rPr>
                 <w:rFonts w:ascii="Times New Roman" w:hAnsi="Times New Roman" w:eastAsia="宋体"/>
                 <w:b w:val="0"/>
-                <w:sz w:val="18"/>
+                <w:sz w:val="21"/>
               </w:rPr>
               <w:t>2.108</w:t>
             </w:r>
@@ -2959,7 +3101,7 @@
               <w:rPr>
                 <w:rFonts w:ascii="Times New Roman" w:hAnsi="Times New Roman" w:eastAsia="宋体"/>
                 <w:b w:val="0"/>
-                <w:sz w:val="18"/>
+                <w:sz w:val="21"/>
               </w:rPr>
               <w:t>0.561</w:t>
             </w:r>
@@ -2967,19 +3109,6 @@
         </w:tc>
       </w:tr>
     </w:tbl>
-    <w:p>
-      <w:pPr>
-        <w:jc w:val="center"/>
-      </w:pPr>
-      <w:r>
-        <w:rPr>
-          <w:rFonts w:ascii="Times New Roman" w:hAnsi="Times New Roman" w:eastAsia="宋体"/>
-          <w:b/>
-          <w:sz w:val="21"/>
-        </w:rPr>
-        <w:t>表4  快轴角度误差鲁棒性对比</w:t>
-      </w:r>
-    </w:p>
     <w:p>
       <w:pPr>
         <w:spacing w:line="360" w:lineRule="auto"/>
@@ -3171,6 +3300,20 @@
         <w:t>表5从多个维度将本文工作与已有文献进行系统对比，新增EWV指标作为高斯噪声传播的补充评价标准。</w:t>
       </w:r>
     </w:p>
+    <w:p>
+      <w:pPr>
+        <w:spacing w:before="120" w:after="60" w:line="360" w:lineRule="auto"/>
+        <w:jc w:val="center"/>
+      </w:pPr>
+      <w:r>
+        <w:rPr>
+          <w:rFonts w:ascii="Times New Roman" w:hAnsi="Times New Roman" w:eastAsia="黑体"/>
+          <w:b/>
+          <w:sz w:val="21"/>
+        </w:rPr>
+        <w:t>表5  与已有工作的系统对比</w:t>
+      </w:r>
+    </w:p>
     <w:tbl>
       <w:tblPr>
         <w:tblStyle w:val="TableGrid"/>
@@ -3201,7 +3344,7 @@
               <w:rPr>
                 <w:rFonts w:ascii="Times New Roman" w:hAnsi="Times New Roman" w:eastAsia="黑体"/>
                 <w:b/>
-                <w:sz w:val="18"/>
+                <w:sz w:val="21"/>
               </w:rPr>
               <w:t>文献</w:t>
             </w:r>
@@ -3220,7 +3363,7 @@
               <w:rPr>
                 <w:rFonts w:ascii="Times New Roman" w:hAnsi="Times New Roman" w:eastAsia="黑体"/>
                 <w:b/>
-                <w:sz w:val="18"/>
+                <w:sz w:val="21"/>
               </w:rPr>
               <w:t>系统</w:t>
             </w:r>
@@ -3239,7 +3382,7 @@
               <w:rPr>
                 <w:rFonts w:ascii="Times New Roman" w:hAnsi="Times New Roman" w:eastAsia="黑体"/>
                 <w:b/>
-                <w:sz w:val="18"/>
+                <w:sz w:val="21"/>
               </w:rPr>
               <w:t>多目标</w:t>
             </w:r>
@@ -3258,7 +3401,7 @@
               <w:rPr>
                 <w:rFonts w:ascii="Times New Roman" w:hAnsi="Times New Roman" w:eastAsia="黑体"/>
                 <w:b/>
-                <w:sz w:val="18"/>
+                <w:sz w:val="21"/>
               </w:rPr>
               <w:t>温漂</w:t>
             </w:r>
@@ -3277,7 +3420,7 @@
               <w:rPr>
                 <w:rFonts w:ascii="Times New Roman" w:hAnsi="Times New Roman" w:eastAsia="黑体"/>
                 <w:b/>
-                <w:sz w:val="18"/>
+                <w:sz w:val="21"/>
               </w:rPr>
               <w:t>EWV</w:t>
             </w:r>
@@ -3296,7 +3439,7 @@
               <w:rPr>
                 <w:rFonts w:ascii="Times New Roman" w:hAnsi="Times New Roman" w:eastAsia="黑体"/>
                 <w:b/>
-                <w:sz w:val="18"/>
+                <w:sz w:val="21"/>
               </w:rPr>
               <w:t>角度鲁棒性</w:t>
             </w:r>
@@ -3315,9 +3458,9 @@
               <w:rPr>
                 <w:rFonts w:ascii="Times New Roman" w:hAnsi="Times New Roman" w:eastAsia="黑体"/>
                 <w:b/>
-                <w:sz w:val="18"/>
+                <w:sz w:val="21"/>
               </w:rPr>
-              <w:t>实验</w:t>
+              <w:t>实验验证</w:t>
             </w:r>
           </w:p>
         </w:tc>
@@ -3336,7 +3479,7 @@
               <w:rPr>
                 <w:rFonts w:ascii="Times New Roman" w:hAnsi="Times New Roman" w:eastAsia="宋体"/>
                 <w:b w:val="0"/>
-                <w:sz w:val="18"/>
+                <w:sz w:val="21"/>
               </w:rPr>
               <w:t>Sabatke 2000[9]</w:t>
             </w:r>
@@ -3355,7 +3498,7 @@
               <w:rPr>
                 <w:rFonts w:ascii="Times New Roman" w:hAnsi="Times New Roman" w:eastAsia="宋体"/>
                 <w:b w:val="0"/>
-                <w:sz w:val="18"/>
+                <w:sz w:val="21"/>
               </w:rPr>
               <w:t>波片</w:t>
             </w:r>
@@ -3374,7 +3517,7 @@
               <w:rPr>
                 <w:rFonts w:ascii="Times New Roman" w:hAnsi="Times New Roman" w:eastAsia="宋体"/>
                 <w:b w:val="0"/>
-                <w:sz w:val="18"/>
+                <w:sz w:val="21"/>
               </w:rPr>
               <w:t>✗</w:t>
             </w:r>
@@ -3393,7 +3536,7 @@
               <w:rPr>
                 <w:rFonts w:ascii="Times New Roman" w:hAnsi="Times New Roman" w:eastAsia="宋体"/>
                 <w:b w:val="0"/>
-                <w:sz w:val="18"/>
+                <w:sz w:val="21"/>
               </w:rPr>
               <w:t>✗</w:t>
             </w:r>
@@ -3412,7 +3555,7 @@
               <w:rPr>
                 <w:rFonts w:ascii="Times New Roman" w:hAnsi="Times New Roman" w:eastAsia="宋体"/>
                 <w:b w:val="0"/>
-                <w:sz w:val="18"/>
+                <w:sz w:val="21"/>
               </w:rPr>
               <w:t>✓</w:t>
             </w:r>
@@ -3431,7 +3574,7 @@
               <w:rPr>
                 <w:rFonts w:ascii="Times New Roman" w:hAnsi="Times New Roman" w:eastAsia="宋体"/>
                 <w:b w:val="0"/>
-                <w:sz w:val="18"/>
+                <w:sz w:val="21"/>
               </w:rPr>
               <w:t>✗</w:t>
             </w:r>
@@ -3450,7 +3593,7 @@
               <w:rPr>
                 <w:rFonts w:ascii="Times New Roman" w:hAnsi="Times New Roman" w:eastAsia="宋体"/>
                 <w:b w:val="0"/>
-                <w:sz w:val="18"/>
+                <w:sz w:val="21"/>
               </w:rPr>
               <w:t>✗</w:t>
             </w:r>
@@ -3471,7 +3614,7 @@
               <w:rPr>
                 <w:rFonts w:ascii="Times New Roman" w:hAnsi="Times New Roman" w:eastAsia="宋体"/>
                 <w:b w:val="0"/>
-                <w:sz w:val="18"/>
+                <w:sz w:val="21"/>
               </w:rPr>
               <w:t>Lara 2009[10]</w:t>
             </w:r>
@@ -3490,7 +3633,7 @@
               <w:rPr>
                 <w:rFonts w:ascii="Times New Roman" w:hAnsi="Times New Roman" w:eastAsia="宋体"/>
                 <w:b w:val="0"/>
-                <w:sz w:val="18"/>
+                <w:sz w:val="21"/>
               </w:rPr>
               <w:t>可变延迟器</w:t>
             </w:r>
@@ -3509,7 +3652,7 @@
               <w:rPr>
                 <w:rFonts w:ascii="Times New Roman" w:hAnsi="Times New Roman" w:eastAsia="宋体"/>
                 <w:b w:val="0"/>
-                <w:sz w:val="18"/>
+                <w:sz w:val="21"/>
               </w:rPr>
               <w:t>✗</w:t>
             </w:r>
@@ -3528,7 +3671,7 @@
               <w:rPr>
                 <w:rFonts w:ascii="Times New Roman" w:hAnsi="Times New Roman" w:eastAsia="宋体"/>
                 <w:b w:val="0"/>
-                <w:sz w:val="18"/>
+                <w:sz w:val="21"/>
               </w:rPr>
               <w:t>✗</w:t>
             </w:r>
@@ -3547,7 +3690,7 @@
               <w:rPr>
                 <w:rFonts w:ascii="Times New Roman" w:hAnsi="Times New Roman" w:eastAsia="宋体"/>
                 <w:b w:val="0"/>
-                <w:sz w:val="18"/>
+                <w:sz w:val="21"/>
               </w:rPr>
               <w:t>✗</w:t>
             </w:r>
@@ -3566,7 +3709,7 @@
               <w:rPr>
                 <w:rFonts w:ascii="Times New Roman" w:hAnsi="Times New Roman" w:eastAsia="宋体"/>
                 <w:b w:val="0"/>
-                <w:sz w:val="18"/>
+                <w:sz w:val="21"/>
               </w:rPr>
               <w:t>✗</w:t>
             </w:r>
@@ -3585,7 +3728,7 @@
               <w:rPr>
                 <w:rFonts w:ascii="Times New Roman" w:hAnsi="Times New Roman" w:eastAsia="宋体"/>
                 <w:b w:val="0"/>
-                <w:sz w:val="18"/>
+                <w:sz w:val="21"/>
               </w:rPr>
               <w:t>✓</w:t>
             </w:r>
@@ -3606,7 +3749,7 @@
               <w:rPr>
                 <w:rFonts w:ascii="Times New Roman" w:hAnsi="Times New Roman" w:eastAsia="宋体"/>
                 <w:b w:val="0"/>
-                <w:sz w:val="18"/>
+                <w:sz w:val="21"/>
               </w:rPr>
               <w:t>Letnes 2010[12]</w:t>
             </w:r>
@@ -3625,7 +3768,7 @@
               <w:rPr>
                 <w:rFonts w:ascii="Times New Roman" w:hAnsi="Times New Roman" w:eastAsia="宋体"/>
                 <w:b w:val="0"/>
-                <w:sz w:val="18"/>
+                <w:sz w:val="21"/>
               </w:rPr>
               <w:t>FLC</w:t>
             </w:r>
@@ -3644,7 +3787,7 @@
               <w:rPr>
                 <w:rFonts w:ascii="Times New Roman" w:hAnsi="Times New Roman" w:eastAsia="宋体"/>
                 <w:b w:val="0"/>
-                <w:sz w:val="18"/>
+                <w:sz w:val="21"/>
               </w:rPr>
               <w:t>✗</w:t>
             </w:r>
@@ -3663,7 +3806,7 @@
               <w:rPr>
                 <w:rFonts w:ascii="Times New Roman" w:hAnsi="Times New Roman" w:eastAsia="宋体"/>
                 <w:b w:val="0"/>
-                <w:sz w:val="18"/>
+                <w:sz w:val="21"/>
               </w:rPr>
               <w:t>✗</w:t>
             </w:r>
@@ -3682,7 +3825,7 @@
               <w:rPr>
                 <w:rFonts w:ascii="Times New Roman" w:hAnsi="Times New Roman" w:eastAsia="宋体"/>
                 <w:b w:val="0"/>
-                <w:sz w:val="18"/>
+                <w:sz w:val="21"/>
               </w:rPr>
               <w:t>✗</w:t>
             </w:r>
@@ -3701,7 +3844,7 @@
               <w:rPr>
                 <w:rFonts w:ascii="Times New Roman" w:hAnsi="Times New Roman" w:eastAsia="宋体"/>
                 <w:b w:val="0"/>
-                <w:sz w:val="18"/>
+                <w:sz w:val="21"/>
               </w:rPr>
               <w:t>✗</w:t>
             </w:r>
@@ -3720,7 +3863,7 @@
               <w:rPr>
                 <w:rFonts w:ascii="Times New Roman" w:hAnsi="Times New Roman" w:eastAsia="宋体"/>
                 <w:b w:val="0"/>
-                <w:sz w:val="18"/>
+                <w:sz w:val="21"/>
               </w:rPr>
               <w:t>✓</w:t>
             </w:r>
@@ -3741,7 +3884,7 @@
               <w:rPr>
                 <w:rFonts w:ascii="Times New Roman" w:hAnsi="Times New Roman" w:eastAsia="宋体"/>
                 <w:b w:val="0"/>
-                <w:sz w:val="18"/>
+                <w:sz w:val="21"/>
               </w:rPr>
               <w:t>Peinado 2010[13]</w:t>
             </w:r>
@@ -3760,7 +3903,7 @@
               <w:rPr>
                 <w:rFonts w:ascii="Times New Roman" w:hAnsi="Times New Roman" w:eastAsia="宋体"/>
                 <w:b w:val="0"/>
-                <w:sz w:val="18"/>
+                <w:sz w:val="21"/>
               </w:rPr>
               <w:t>双LCVR</w:t>
             </w:r>
@@ -3779,7 +3922,7 @@
               <w:rPr>
                 <w:rFonts w:ascii="Times New Roman" w:hAnsi="Times New Roman" w:eastAsia="宋体"/>
                 <w:b w:val="0"/>
-                <w:sz w:val="18"/>
+                <w:sz w:val="21"/>
               </w:rPr>
               <w:t>✗</w:t>
             </w:r>
@@ -3798,7 +3941,7 @@
               <w:rPr>
                 <w:rFonts w:ascii="Times New Roman" w:hAnsi="Times New Roman" w:eastAsia="宋体"/>
                 <w:b w:val="0"/>
-                <w:sz w:val="18"/>
+                <w:sz w:val="21"/>
               </w:rPr>
               <w:t>✗</w:t>
             </w:r>
@@ -3817,7 +3960,7 @@
               <w:rPr>
                 <w:rFonts w:ascii="Times New Roman" w:hAnsi="Times New Roman" w:eastAsia="宋体"/>
                 <w:b w:val="0"/>
-                <w:sz w:val="18"/>
+                <w:sz w:val="21"/>
               </w:rPr>
               <w:t>✓</w:t>
             </w:r>
@@ -3836,7 +3979,7 @@
               <w:rPr>
                 <w:rFonts w:ascii="Times New Roman" w:hAnsi="Times New Roman" w:eastAsia="宋体"/>
                 <w:b w:val="0"/>
-                <w:sz w:val="18"/>
+                <w:sz w:val="21"/>
               </w:rPr>
               <w:t>△</w:t>
             </w:r>
@@ -3855,7 +3998,7 @@
               <w:rPr>
                 <w:rFonts w:ascii="Times New Roman" w:hAnsi="Times New Roman" w:eastAsia="宋体"/>
                 <w:b w:val="0"/>
-                <w:sz w:val="18"/>
+                <w:sz w:val="21"/>
               </w:rPr>
               <w:t>✓</w:t>
             </w:r>
@@ -3876,7 +4019,7 @@
               <w:rPr>
                 <w:rFonts w:ascii="Times New Roman" w:hAnsi="Times New Roman" w:eastAsia="宋体"/>
                 <w:b w:val="0"/>
-                <w:sz w:val="18"/>
+                <w:sz w:val="21"/>
               </w:rPr>
               <w:t>Wu 2022[14]</w:t>
             </w:r>
@@ -3895,7 +4038,7 @@
               <w:rPr>
                 <w:rFonts w:ascii="Times New Roman" w:hAnsi="Times New Roman" w:eastAsia="宋体"/>
                 <w:b w:val="0"/>
-                <w:sz w:val="18"/>
+                <w:sz w:val="21"/>
               </w:rPr>
               <w:t>双LCVR</w:t>
             </w:r>
@@ -3914,7 +4057,7 @@
               <w:rPr>
                 <w:rFonts w:ascii="Times New Roman" w:hAnsi="Times New Roman" w:eastAsia="宋体"/>
                 <w:b w:val="0"/>
-                <w:sz w:val="18"/>
+                <w:sz w:val="21"/>
               </w:rPr>
               <w:t>✗</w:t>
             </w:r>
@@ -3933,7 +4076,7 @@
               <w:rPr>
                 <w:rFonts w:ascii="Times New Roman" w:hAnsi="Times New Roman" w:eastAsia="宋体"/>
                 <w:b w:val="0"/>
-                <w:sz w:val="18"/>
+                <w:sz w:val="21"/>
               </w:rPr>
               <w:t>✗</w:t>
             </w:r>
@@ -3952,7 +4095,7 @@
               <w:rPr>
                 <w:rFonts w:ascii="Times New Roman" w:hAnsi="Times New Roman" w:eastAsia="宋体"/>
                 <w:b w:val="0"/>
-                <w:sz w:val="18"/>
+                <w:sz w:val="21"/>
               </w:rPr>
               <w:t>✗</w:t>
             </w:r>
@@ -3971,7 +4114,7 @@
               <w:rPr>
                 <w:rFonts w:ascii="Times New Roman" w:hAnsi="Times New Roman" w:eastAsia="宋体"/>
                 <w:b w:val="0"/>
-                <w:sz w:val="18"/>
+                <w:sz w:val="21"/>
               </w:rPr>
               <w:t>✗</w:t>
             </w:r>
@@ -3990,7 +4133,7 @@
               <w:rPr>
                 <w:rFonts w:ascii="Times New Roman" w:hAnsi="Times New Roman" w:eastAsia="宋体"/>
                 <w:b w:val="0"/>
-                <w:sz w:val="18"/>
+                <w:sz w:val="21"/>
               </w:rPr>
               <w:t>✗</w:t>
             </w:r>
@@ -4011,7 +4154,7 @@
               <w:rPr>
                 <w:rFonts w:ascii="Times New Roman" w:hAnsi="Times New Roman" w:eastAsia="宋体"/>
                 <w:b w:val="0"/>
-                <w:sz w:val="18"/>
+                <w:sz w:val="21"/>
               </w:rPr>
               <w:t>Chang 2024[15]</w:t>
             </w:r>
@@ -4030,7 +4173,7 @@
               <w:rPr>
                 <w:rFonts w:ascii="Times New Roman" w:hAnsi="Times New Roman" w:eastAsia="宋体"/>
                 <w:b w:val="0"/>
-                <w:sz w:val="18"/>
+                <w:sz w:val="21"/>
               </w:rPr>
               <w:t>双LCVR</w:t>
             </w:r>
@@ -4049,7 +4192,7 @@
               <w:rPr>
                 <w:rFonts w:ascii="Times New Roman" w:hAnsi="Times New Roman" w:eastAsia="宋体"/>
                 <w:b w:val="0"/>
-                <w:sz w:val="18"/>
+                <w:sz w:val="21"/>
               </w:rPr>
               <w:t>✗</w:t>
             </w:r>
@@ -4068,7 +4211,7 @@
               <w:rPr>
                 <w:rFonts w:ascii="Times New Roman" w:hAnsi="Times New Roman" w:eastAsia="宋体"/>
                 <w:b w:val="0"/>
-                <w:sz w:val="18"/>
+                <w:sz w:val="21"/>
               </w:rPr>
               <w:t>✗</w:t>
             </w:r>
@@ -4087,7 +4230,7 @@
               <w:rPr>
                 <w:rFonts w:ascii="Times New Roman" w:hAnsi="Times New Roman" w:eastAsia="宋体"/>
                 <w:b w:val="0"/>
-                <w:sz w:val="18"/>
+                <w:sz w:val="21"/>
               </w:rPr>
               <w:t>✗</w:t>
             </w:r>
@@ -4106,7 +4249,7 @@
               <w:rPr>
                 <w:rFonts w:ascii="Times New Roman" w:hAnsi="Times New Roman" w:eastAsia="宋体"/>
                 <w:b w:val="0"/>
-                <w:sz w:val="18"/>
+                <w:sz w:val="21"/>
               </w:rPr>
               <w:t>✗</w:t>
             </w:r>
@@ -4125,7 +4268,7 @@
               <w:rPr>
                 <w:rFonts w:ascii="Times New Roman" w:hAnsi="Times New Roman" w:eastAsia="宋体"/>
                 <w:b w:val="0"/>
-                <w:sz w:val="18"/>
+                <w:sz w:val="21"/>
               </w:rPr>
               <w:t>✗</w:t>
             </w:r>
@@ -4146,7 +4289,7 @@
               <w:rPr>
                 <w:rFonts w:ascii="Times New Roman" w:hAnsi="Times New Roman" w:eastAsia="宋体"/>
                 <w:b w:val="0"/>
-                <w:sz w:val="18"/>
+                <w:sz w:val="21"/>
               </w:rPr>
               <w:t>本文</w:t>
             </w:r>
@@ -4165,7 +4308,7 @@
               <w:rPr>
                 <w:rFonts w:ascii="Times New Roman" w:hAnsi="Times New Roman" w:eastAsia="宋体"/>
                 <w:b w:val="0"/>
-                <w:sz w:val="18"/>
+                <w:sz w:val="21"/>
               </w:rPr>
               <w:t>双LCVR</w:t>
             </w:r>
@@ -4184,7 +4327,7 @@
               <w:rPr>
                 <w:rFonts w:ascii="Times New Roman" w:hAnsi="Times New Roman" w:eastAsia="宋体"/>
                 <w:b w:val="0"/>
-                <w:sz w:val="18"/>
+                <w:sz w:val="21"/>
               </w:rPr>
               <w:t>✓</w:t>
             </w:r>
@@ -4203,7 +4346,7 @@
               <w:rPr>
                 <w:rFonts w:ascii="Times New Roman" w:hAnsi="Times New Roman" w:eastAsia="宋体"/>
                 <w:b w:val="0"/>
-                <w:sz w:val="18"/>
+                <w:sz w:val="21"/>
               </w:rPr>
               <w:t>✓</w:t>
             </w:r>
@@ -4222,7 +4365,7 @@
               <w:rPr>
                 <w:rFonts w:ascii="Times New Roman" w:hAnsi="Times New Roman" w:eastAsia="宋体"/>
                 <w:b w:val="0"/>
-                <w:sz w:val="18"/>
+                <w:sz w:val="21"/>
               </w:rPr>
               <w:t>✓</w:t>
             </w:r>
@@ -4241,7 +4384,7 @@
               <w:rPr>
                 <w:rFonts w:ascii="Times New Roman" w:hAnsi="Times New Roman" w:eastAsia="宋体"/>
                 <w:b w:val="0"/>
-                <w:sz w:val="18"/>
+                <w:sz w:val="21"/>
               </w:rPr>
               <w:t>✓</w:t>
             </w:r>
@@ -4260,7 +4403,7 @@
               <w:rPr>
                 <w:rFonts w:ascii="Times New Roman" w:hAnsi="Times New Roman" w:eastAsia="宋体"/>
                 <w:b w:val="0"/>
-                <w:sz w:val="18"/>
+                <w:sz w:val="21"/>
               </w:rPr>
               <w:t>✗</w:t>
             </w:r>
@@ -4268,19 +4411,6 @@
         </w:tc>
       </w:tr>
     </w:tbl>
-    <w:p>
-      <w:pPr>
-        <w:jc w:val="center"/>
-      </w:pPr>
-      <w:r>
-        <w:rPr>
-          <w:rFonts w:ascii="Times New Roman" w:hAnsi="Times New Roman" w:eastAsia="宋体"/>
-          <w:b/>
-          <w:sz w:val="21"/>
-        </w:rPr>
-        <w:t>表5  与已有工作的系统对比</w:t>
-      </w:r>
-    </w:p>
     <w:p>
       <w:pPr>
         <w:spacing w:before="160" w:after="80" w:line="360" w:lineRule="auto"/>
@@ -4307,7 +4437,7 @@
           <w:b w:val="0"/>
           <w:sz w:val="24"/>
         </w:rPr>
-        <w:t>与Chang等人[15]的对比：两者波段完全相同（350–700 nm），系统相同（双LCVR）。本文采用单目标GA模拟了Chang的方法，结果为4测量CN=2.38、6测量CN=2.03，与Chang报告的量级（CN≈2.1–2.5）一致，验证了物理模型的可靠性。本文NSGA-II膝点（CN=2.245, BCPN=0.472, 温漂=0.035）在CN上略差于单目标最优，但在BCPN和温漂上取得了更好的平衡。</w:t>
+        <w:t>与Chang等人[15]的对比：两者波段完全相同（350–700 nm），系统相同（双LCVR）。本文采用单目标GA模拟了Chang的方法，结果为4测量CN=2.38、6测量CN=2.03，与Chang报告的量级（CN≈2.1–2.5）一致，验证了物理模型的可靠性。本文NSGA-II膝点（CN=2.245, BCPN=0.472, 温漂灵敏度=0.035）在CN上略差于单目标最优，但在BCPN和温漂上取得了更好的平衡。</w:t>
       </w:r>
     </w:p>
     <w:p>
@@ -4411,7 +4541,7 @@
           <w:b w:val="0"/>
           <w:sz w:val="24"/>
         </w:rPr>
-        <w:t>（4）与Chang等人[15]的解析推导不同，本文采用纯数值优化方法，未从理论上证明最优目标函数的解析形式。两种路径各有优劣。</w:t>
+        <w:t>（4）本文的优化结果尚未进行实验验证。后续工作将在搭建的双LCVR Stokes偏振计平台上对优化配置进行实测，并与理论预测对比。</w:t>
       </w:r>
     </w:p>
     <w:p>
@@ -4455,7 +4585,7 @@
           <w:b w:val="0"/>
           <w:sz w:val="24"/>
         </w:rPr>
-        <w:t>（1）六次测量(2×3)方案在条件数、BCPN、EWV和温漂四个指标上均优于四次测量(2×2)方案。与随机配置相比，优化后的膝点配置将Stokes重建误差降低了63%。</w:t>
+        <w:t>（1）六次测量(2×3)方案在条件数、BCPN、EWV和温漂灵敏度四个指标上均优于四次测量(2×2)方案。与随机配置相比，优化后的膝点配置将Stokes重建误差降低了63%。</w:t>
       </w:r>
     </w:p>
     <w:p>
@@ -4485,7 +4615,21 @@
           <w:b w:val="0"/>
           <w:sz w:val="24"/>
         </w:rPr>
-        <w:t>（3）与已有文献[12,14,15]的对比表明，本文膝点配置的CN（≈2.245）处于或略优于现有工作的水平，EWV（0.318）和温漂（0.035）提供了额外的性能参考。</w:t>
+        <w:t>（3）与已有文献[12,14,15]的对比表明，本文膝点配置的CN（≈2.245）处于或略优于现有工作的水平，EWV（0.318）和温漂灵敏度（0.035）提供了额外的性能参考。</w:t>
+      </w:r>
+    </w:p>
+    <w:p>
+      <w:pPr>
+        <w:spacing w:before="240" w:after="120" w:line="360" w:lineRule="auto"/>
+        <w:jc w:val="center"/>
+      </w:pPr>
+      <w:r>
+        <w:rPr>
+          <w:rFonts w:ascii="黑体" w:hAnsi="黑体" w:eastAsia="黑体"/>
+          <w:b/>
+          <w:sz w:val="32"/>
+        </w:rPr>
+        <w:t>致谢</w:t>
       </w:r>
     </w:p>
     <w:p>
@@ -4500,7 +4644,7 @@
           <w:b w:val="0"/>
           <w:sz w:val="24"/>
         </w:rPr>
-        <w:t>（4）推荐配置：θ₁=−65.74°, θ₂=−41.29°, V₁=[8.44, 1.59, 2.06] V, V₂=[9.72, 1.95] V。</w:t>
+        <w:t>感谢课题组在偏振测量实验平台搭建过程中提供的支持与帮助。</w:t>
       </w:r>
     </w:p>
     <w:p>
@@ -4525,9 +4669,9 @@
         <w:rPr>
           <w:rFonts w:ascii="Times New Roman" w:hAnsi="Times New Roman" w:eastAsia="宋体"/>
           <w:b w:val="0"/>
-          <w:sz w:val="18"/>
+          <w:sz w:val="21"/>
         </w:rPr>
-        <w:t>[1] J. S. Tyo, D. L. Goldstein, D. B. Chenault, and J. A. Shaw, "Review of passive imaging polarimetry for remote sensing applications," Applied Optics, vol. 45, no. 22, pp. 5453–5469, 2006.</w:t>
+        <w:t>[1] TYO J S, GOLDSTEIN D L, CHENAULT D B, et al. Review of passive imaging polarimetry for remote sensing applications[J]. Applied Optics, 2006, 45(22): 5453-5469.</w:t>
       </w:r>
     </w:p>
     <w:p>
@@ -4538,9 +4682,9 @@
         <w:rPr>
           <w:rFonts w:ascii="Times New Roman" w:hAnsi="Times New Roman" w:eastAsia="宋体"/>
           <w:b w:val="0"/>
-          <w:sz w:val="18"/>
+          <w:sz w:val="21"/>
         </w:rPr>
-        <w:t>[2] N. Ghosh and I. A. Vitkin, "Tissue polarimetry: concepts, challenges, applications, and outlook," Journal of Biomedical Optics, vol. 16, no. 11, 110801, 2011.</w:t>
+        <w:t>[2] GHOSH N, VITKIN I A. Tissue polarimetry: concepts, challenges, applications, and outlook[J]. Journal of Biomedical Optics, 2011, 16(11): 110801.</w:t>
       </w:r>
     </w:p>
     <w:p>
@@ -4551,9 +4695,9 @@
         <w:rPr>
           <w:rFonts w:ascii="Times New Roman" w:hAnsi="Times New Roman" w:eastAsia="宋体"/>
           <w:b w:val="0"/>
-          <w:sz w:val="18"/>
+          <w:sz w:val="21"/>
         </w:rPr>
-        <w:t>[3] X. Chen, S. Liu, and T. Yang, "Condition-number-based measurement configuration optimization for nanostructure reconstruction by optical scatterometry," Optics Express, vol. 31, no. 15, pp. 24466–24481, 2023.</w:t>
+        <w:t>[3] CHEN X, LIU S, YANG T. Condition-number-based measurement configuration optimization for nanostructure reconstruction by optical scatterometry[J]. Optics Express, 2023, 31(15): 24466-24481.</w:t>
       </w:r>
     </w:p>
     <w:p>
@@ -4564,9 +4708,9 @@
         <w:rPr>
           <w:rFonts w:ascii="Times New Roman" w:hAnsi="Times New Roman" w:eastAsia="宋体"/>
           <w:b w:val="0"/>
-          <w:sz w:val="18"/>
+          <w:sz w:val="21"/>
         </w:rPr>
-        <w:t>[4] J. E. Wolfe and R. A. Chipman, "Polarimetric characterization of liquid-crystal-on-silicon panels," Applied Optics, vol. 45, no. 8, pp. 1688–1703, 2006.</w:t>
+        <w:t>[4] WOLFE J E, CHIPMAN R A. Polarimetric characterization of liquid-crystal-on-silicon panels[J]. Applied Optics, 2006, 45(8): 1688-1703.</w:t>
       </w:r>
     </w:p>
     <w:p>
@@ -4577,9 +4721,9 @@
         <w:rPr>
           <w:rFonts w:ascii="Times New Roman" w:hAnsi="Times New Roman" w:eastAsia="宋体"/>
           <w:b w:val="0"/>
-          <w:sz w:val="18"/>
+          <w:sz w:val="21"/>
         </w:rPr>
-        <w:t>[5] A. Peinado, A. Lizana, J. Vidal, C. Iemmi, and J. Campos, "Optimization and polarimeter design based on liquid-crystal variable retarders," Proc. SPIE, vol. 7790, 77900Q, 2010.</w:t>
+        <w:t>[5] PEINADO A, LIZANA A, VIDAL J, et al. Optimization and polarimeter design based on liquid-crystal variable retarders[C]//Proc. SPIE. 2010, 7790: 77900Q.</w:t>
       </w:r>
     </w:p>
     <w:p>
@@ -4590,9 +4734,9 @@
         <w:rPr>
           <w:rFonts w:ascii="Times New Roman" w:hAnsi="Times New Roman" w:eastAsia="宋体"/>
           <w:b w:val="0"/>
-          <w:sz w:val="18"/>
+          <w:sz w:val="21"/>
         </w:rPr>
-        <w:t>[6] Y. Niu, L. Duan, J. Zhang, J. Huang, Y. Zhai, and W. Quan, "Suppression of ambient temperature-caused drift in a laser power stabilization system with a liquid crystal variable retarder in atomic gyroscopes," Review of Scientific Instruments, vol. 93, no. 5, 053001, 2022.</w:t>
+        <w:t>[6] NIU Y, DUAN L, ZHANG J, et al. Suppression of ambient temperature-caused drift in a laser power stabilization system with a liquid crystal variable retarder in atomic gyroscopes[J]. Review of Scientific Instruments, 2022, 93(5): 053001.</w:t>
       </w:r>
     </w:p>
     <w:p>
@@ -4603,9 +4747,9 @@
         <w:rPr>
           <w:rFonts w:ascii="Times New Roman" w:hAnsi="Times New Roman" w:eastAsia="宋体"/>
           <w:b w:val="0"/>
-          <w:sz w:val="18"/>
+          <w:sz w:val="21"/>
         </w:rPr>
-        <w:t>[7] H. Xie, X. Zhou, Z. Cao, X. Li, and W. Zhao, "Nonlinear polarization drift modeling and real-time compensation in LCVR-based laser power stabilization systems," Applied Optics, vol. 64, no. 15, pp. 4032–4041, 2025.</w:t>
+        <w:t>[7] XIE H, ZHOU X, CAO Z, et al. Nonlinear polarization drift modeling and real-time compensation in LCVR-based laser power stabilization systems[J]. Applied Optics, 2025, 64(15): 4032-4041.</w:t>
       </w:r>
     </w:p>
     <w:p>
@@ -4616,9 +4760,9 @@
         <w:rPr>
           <w:rFonts w:ascii="Times New Roman" w:hAnsi="Times New Roman" w:eastAsia="宋体"/>
           <w:b w:val="0"/>
-          <w:sz w:val="18"/>
+          <w:sz w:val="21"/>
         </w:rPr>
-        <w:t>[8] N. C. Bruce and I. Montes-González, "The effect of experimental errors on optimized polarimeters," Proc. SPIE, vol. 12690, 126900G, 2023.</w:t>
+        <w:t>[8] BRUCE N C, MONTES-GONZÁLEZ I. The effect of experimental errors on optimized polarimeters[C]//Proc. SPIE. 2023, 12690: 126900G.</w:t>
       </w:r>
     </w:p>
     <w:p>
@@ -4629,9 +4773,9 @@
         <w:rPr>
           <w:rFonts w:ascii="Times New Roman" w:hAnsi="Times New Roman" w:eastAsia="宋体"/>
           <w:b w:val="0"/>
-          <w:sz w:val="18"/>
+          <w:sz w:val="21"/>
         </w:rPr>
-        <w:t>[9] D. S. Sabatke, M. R. Descour, E. L. Dereniak, W. C. Sweatt, S. A. Kemme, and G. S. Phipps, "Figures of merit for complete Stokes polarimeter optimization," Applied Optics, vol. 39, no. 16, pp. 2686–2694, 2000.</w:t>
+        <w:t>[9] SABATKE D S, DESCOUR M R, DERENIAK E L, et al. Figures of merit for complete Stokes polarimeter optimization[J]. Applied Optics, 2000, 39(16): 2686-2694.</w:t>
       </w:r>
     </w:p>
     <w:p>
@@ -4642,9 +4786,9 @@
         <w:rPr>
           <w:rFonts w:ascii="Times New Roman" w:hAnsi="Times New Roman" w:eastAsia="宋体"/>
           <w:b w:val="0"/>
-          <w:sz w:val="18"/>
+          <w:sz w:val="21"/>
         </w:rPr>
-        <w:t>[10] D. Lara and C. Paterson, "Stokes polarimeter optimization in the presence of shot and Gaussian noise," Optics Express, vol. 17, no. 23, pp. 21240–21256, 2009.</w:t>
+        <w:t>[10] LARA D, PATERSON C. Stokes polarimeter optimization in the presence of shot and Gaussian noise[J]. Optics Express, 2009, 17(23): 21240-21256.</w:t>
       </w:r>
     </w:p>
     <w:p>
@@ -4655,9 +4799,9 @@
         <w:rPr>
           <w:rFonts w:ascii="Times New Roman" w:hAnsi="Times New Roman" w:eastAsia="宋体"/>
           <w:b w:val="0"/>
-          <w:sz w:val="18"/>
+          <w:sz w:val="21"/>
         </w:rPr>
-        <w:t>[11] F. Goudail, "Noise propagation and equivalent number of bits of polarimetric measurement systems," Optics Letters, vol. 38, no. 14, pp. 2458–2460, 2013.</w:t>
+        <w:t>[11] GOUDAIL F. Noise propagation and equivalent number of bits of polarimetric measurement systems[J]. Optics Letters, 2013, 38(14): 2458-2460.</w:t>
       </w:r>
     </w:p>
     <w:p>
@@ -4668,9 +4812,9 @@
         <w:rPr>
           <w:rFonts w:ascii="Times New Roman" w:hAnsi="Times New Roman" w:eastAsia="宋体"/>
           <w:b w:val="0"/>
-          <w:sz w:val="18"/>
+          <w:sz w:val="21"/>
         </w:rPr>
-        <w:t>[12] P. A. Letnes, I. S. Nerbø, L. M. S. Aas, P. G. Ellingsen, and M. Kildemo, "Fast and optimal broad-band Stokes/Mueller polarimeter design by the use of a genetic algorithm," Optics Express, vol. 18, no. 22, pp. 23095–23103, 2010.</w:t>
+        <w:t>[12] LETNES P A, NERBØ I S, AAS L M S, et al. Fast and optimal broad-band Stokes/Mueller polarimeter design by the use of a genetic algorithm[J]. Optics Express, 2010, 18(22): 23095-23103.</w:t>
       </w:r>
     </w:p>
     <w:p>
@@ -4681,9 +4825,9 @@
         <w:rPr>
           <w:rFonts w:ascii="Times New Roman" w:hAnsi="Times New Roman" w:eastAsia="宋体"/>
           <w:b w:val="0"/>
-          <w:sz w:val="18"/>
+          <w:sz w:val="21"/>
         </w:rPr>
-        <w:t>[13] A. Peinado, A. Lizana, J. Vidal, C. Iemmi, A. Márquez, I. Moreno, and J. Campos, "Analysis, optimization and implementation of a variable retardance based polarimeter," EPJ Web of Conferences, vol. 5, 06008, 2010.</w:t>
+        <w:t>[13] PEINADO A, LIZANA A, VIDAL J, et al. Analysis, optimization and implementation of a variable retardance based polarimeter[C]//EPJ Web of Conferences. 2010, 5: 06008.</w:t>
       </w:r>
     </w:p>
     <w:p>
@@ -4694,9 +4838,9 @@
         <w:rPr>
           <w:rFonts w:ascii="Times New Roman" w:hAnsi="Times New Roman" w:eastAsia="宋体"/>
           <w:b w:val="0"/>
-          <w:sz w:val="18"/>
+          <w:sz w:val="21"/>
         </w:rPr>
-        <w:t>[14] J. Wu, Y. Li, T. Ning, C. Long, and G. Zhou, "Optimal design for a broadband Stokes polarimeter of liquid crystal variable retarders," Applied Optics, vol. 61, no. 28, pp. 8254–8262, 2022.</w:t>
+        <w:t>[14] WU J, LI Y, NING T, et al. Optimal design for a broadband Stokes polarimeter of liquid crystal variable retarders[J]. Applied Optics, 2022, 61(28): 8254-8262.</w:t>
       </w:r>
     </w:p>
     <w:p>
@@ -4707,9 +4851,9 @@
         <w:rPr>
           <w:rFonts w:ascii="Times New Roman" w:hAnsi="Times New Roman" w:eastAsia="宋体"/>
           <w:b w:val="0"/>
-          <w:sz w:val="18"/>
+          <w:sz w:val="21"/>
         </w:rPr>
-        <w:t>[15] L. Chang, J. Li, Y. Zhang, Y. Yin, and J. Liu, "Optimization analysis of a Stokes polarimeter for broadband liquid crystal variable retarders under the optimal objective function," JOSA A, vol. 41, no. 4, pp. 694–704, 2024.</w:t>
+        <w:t>[15] CHANG L, LI J, ZHANG Y, et al. Optimization analysis of a Stokes polarimeter for broadband liquid crystal variable retarders under the optimal objective function[J]. JOSA A, 2024, 41(4): 694-704.</w:t>
       </w:r>
     </w:p>
     <w:p>
@@ -4720,9 +4864,9 @@
         <w:rPr>
           <w:rFonts w:ascii="Times New Roman" w:hAnsi="Times New Roman" w:eastAsia="宋体"/>
           <w:b w:val="0"/>
-          <w:sz w:val="18"/>
+          <w:sz w:val="21"/>
         </w:rPr>
-        <w:t>[16] W. Jiang, L. Ren, and J. Liang, "LCVR-based broadband time-division polarimetric imaging technology in visible spectral range," Optics and Lasers in Engineering, vol. 187, 109581, 2026.</w:t>
+        <w:t>[16] JIANG W, REN L, LIANG J. LCVR-based broadband time-division polarimetric imaging technology in visible spectral range[J]. Optics and Lasers in Engineering, 2026, 187: 109581.</w:t>
       </w:r>
     </w:p>
     <w:p>
@@ -4733,9 +4877,9 @@
         <w:rPr>
           <w:rFonts w:ascii="Times New Roman" w:hAnsi="Times New Roman" w:eastAsia="宋体"/>
           <w:b w:val="0"/>
-          <w:sz w:val="18"/>
+          <w:sz w:val="21"/>
         </w:rPr>
-        <w:t>[17] I. Montes-González, J. Bisbal, D. Li, M. Canabal-Carbia, J. Campos, I. Estévez, and Á. Lizana, "Optimization and development of a compact NIR-RGB Mueller matrix imaging polarimeter: application to in situ skin measurements," Adv. Photon. Nexus, vol. 5, no. 2, 026009, 2026.</w:t>
+        <w:t>[17] MONTES-GONZÁLEZ I, BISBAL J, LI D, et al. Optimization and development of a compact NIR-RGB Mueller matrix imaging polarimeter: application to in situ skin measurements[J]. Adv. Photon. Nexus, 2026, 5(2): 026009.</w:t>
       </w:r>
     </w:p>
     <w:p>
@@ -4746,9 +4890,9 @@
         <w:rPr>
           <w:rFonts w:ascii="Times New Roman" w:hAnsi="Times New Roman" w:eastAsia="宋体"/>
           <w:b w:val="0"/>
-          <w:sz w:val="18"/>
+          <w:sz w:val="21"/>
         </w:rPr>
-        <w:t>[18] L. Chang, J. Liu, Y. Yin, R. Zhang, X. Zhao, and Z. Li, "Optimization of broadband ferroelectric liquid crystal Stokes polarimeters: evaluation and selection," Proc. SPIE, vol. 13517, 1351709, 2025.</w:t>
+        <w:t>[18] CHANG L, LIU J, YIN Y, et al. Optimization of broadband ferroelectric liquid crystal Stokes polarimeters: evaluation and selection[C]//Proc. SPIE. 2025, 13517: 1351709.</w:t>
       </w:r>
     </w:p>
     <w:p>
@@ -4759,9 +4903,9 @@
         <w:rPr>
           <w:rFonts w:ascii="Times New Roman" w:hAnsi="Times New Roman" w:eastAsia="宋体"/>
           <w:b w:val="0"/>
-          <w:sz w:val="18"/>
+          <w:sz w:val="21"/>
         </w:rPr>
-        <w:t>[19] K. Deb, A. Pratap, S. Agarwal, and T. Meyarivan, "A fast and elitist multiobjective genetic algorithm: NSGA-II," IEEE Trans. Evolutionary Computation, vol. 6, no. 2, pp. 182–197, 2002.</w:t>
+        <w:t>[19] DEB K, PRATAP A, AGARWAL S, et al. A fast and elitist multiobjective genetic algorithm: NSGA-II[J]. IEEE Trans. Evolutionary Computation, 2002, 6(2): 182-197.</w:t>
       </w:r>
     </w:p>
     <w:p>
@@ -4772,9 +4916,9 @@
         <w:rPr>
           <w:rFonts w:ascii="Times New Roman" w:hAnsi="Times New Roman" w:eastAsia="宋体"/>
           <w:b w:val="0"/>
-          <w:sz w:val="18"/>
+          <w:sz w:val="21"/>
         </w:rPr>
-        <w:t>[20] A. E. Eiben and J. E. Smith, Introduction to Evolutionary Computing, 2nd ed. Springer, 2015.</w:t>
+        <w:t>[20] EIBEN A E, SMITH J E. Introduction to evolutionary computing[M]. 2nd ed. Berlin: Springer, 2015.</w:t>
       </w:r>
     </w:p>
     <w:p>
@@ -4785,9 +4929,9 @@
         <w:rPr>
           <w:rFonts w:ascii="Times New Roman" w:hAnsi="Times New Roman" w:eastAsia="宋体"/>
           <w:b w:val="0"/>
-          <w:sz w:val="18"/>
+          <w:sz w:val="21"/>
         </w:rPr>
-        <w:t>[21] J. Yang, X. Zhang, J. Hou, and Y. Shen, "Three-dimensional instrument polarization analysis and optimization of liquid-crystal-based Stokes polarimeter," Applied Optics, vol. 62, no. 36, pp. 9587–9596, 2023.</w:t>
+        <w:t>[21] YANG J, ZHANG X, HOU J, et al. Three-dimensional instrument polarization analysis and optimization of liquid-crystal-based Stokes polarimeter[J]. Applied Optics, 2023, 62(36): 9587-9596.</w:t>
       </w:r>
     </w:p>
     <w:p>
@@ -4798,9 +4942,9 @@
         <w:rPr>
           <w:rFonts w:ascii="Times New Roman" w:hAnsi="Times New Roman" w:eastAsia="宋体"/>
           <w:b w:val="0"/>
-          <w:sz w:val="18"/>
+          <w:sz w:val="21"/>
         </w:rPr>
-        <w:t>[22] C. Lai, Y. Li, J. Wu, and J. Liu, "The optimal measurement matrix with minimal condition number for double Stokes-Mueller polarimetry," Proc. SPIE, vol. 12758, 127580S, 2023.</w:t>
+        <w:t>[22] LAI C, LI Y, WU J, et al. The optimal measurement matrix with minimal condition number for double Stokes-Mueller polarimetry[C]//Proc. SPIE. 2023, 12758: 127580S.</w:t>
       </w:r>
     </w:p>
     <w:sectPr>

--- a/manuscript_zh_v3.docx
+++ b/manuscript_zh_v3.docx
@@ -1670,7 +1670,7 @@
       <w:r>
         <w:drawing>
           <wp:inline xmlns:a="http://schemas.openxmlformats.org/drawingml/2006/main" xmlns:pic="http://schemas.openxmlformats.org/drawingml/2006/picture">
-            <wp:extent cx="4572000" cy="3556000"/>
+            <wp:extent cx="4572000" cy="3865652"/>
             <wp:docPr id="2" name="Picture 2"/>
             <wp:cNvGraphicFramePr>
               <a:graphicFrameLocks noChangeAspect="1"/>
@@ -1691,7 +1691,7 @@
                   <pic:spPr>
                     <a:xfrm>
                       <a:off x="0" y="0"/>
-                      <a:ext cx="4572000" cy="3556000"/>
+                      <a:ext cx="4572000" cy="3865652"/>
                     </a:xfrm>
                     <a:prstGeom prst="rect"/>
                   </pic:spPr>
@@ -2521,7 +2521,7 @@
       <w:r>
         <w:drawing>
           <wp:inline xmlns:a="http://schemas.openxmlformats.org/drawingml/2006/main" xmlns:pic="http://schemas.openxmlformats.org/drawingml/2006/picture">
-            <wp:extent cx="4389120" cy="2743200"/>
+            <wp:extent cx="4389120" cy="1782518"/>
             <wp:docPr id="3" name="Picture 3"/>
             <wp:cNvGraphicFramePr>
               <a:graphicFrameLocks noChangeAspect="1"/>
@@ -2542,7 +2542,7 @@
                   <pic:spPr>
                     <a:xfrm>
                       <a:off x="0" y="0"/>
-                      <a:ext cx="4389120" cy="2743200"/>
+                      <a:ext cx="4389120" cy="1782518"/>
                     </a:xfrm>
                     <a:prstGeom prst="rect"/>
                   </pic:spPr>
